--- a/static/description/IA_Treasury_Control_User_Guide.docx
+++ b/static/description/IA_Treasury_Control_User_Guide.docx
@@ -141,7 +141,7 @@
           <w:color w:val="1B3A6B"/>
           <w:sz w:val="20"/>
         </w:rPr>
-        <w:t xml:space="preserve"> 1.  </w:t>
+        <w:t xml:space="preserve">1.  </w:t>
       </w:r>
       <w:r>
         <w:rPr>
@@ -161,7 +161,7 @@
           <w:color w:val="1B3A6B"/>
           <w:sz w:val="20"/>
         </w:rPr>
-        <w:t xml:space="preserve"> 2.  </w:t>
+        <w:t xml:space="preserve">2.  </w:t>
       </w:r>
       <w:r>
         <w:rPr>
@@ -181,7 +181,7 @@
           <w:color w:val="1B3A6B"/>
           <w:sz w:val="20"/>
         </w:rPr>
-        <w:t xml:space="preserve"> 3.  </w:t>
+        <w:t xml:space="preserve">3.  </w:t>
       </w:r>
       <w:r>
         <w:rPr>
@@ -201,7 +201,7 @@
           <w:color w:val="1B3A6B"/>
           <w:sz w:val="20"/>
         </w:rPr>
-        <w:t xml:space="preserve"> 4.  </w:t>
+        <w:t xml:space="preserve">4.  </w:t>
       </w:r>
       <w:r>
         <w:rPr>
@@ -221,7 +221,7 @@
           <w:color w:val="1B3A6B"/>
           <w:sz w:val="20"/>
         </w:rPr>
-        <w:t xml:space="preserve"> 5.  </w:t>
+        <w:t xml:space="preserve">5.  </w:t>
       </w:r>
       <w:r>
         <w:rPr>
@@ -241,7 +241,7 @@
           <w:color w:val="1B3A6B"/>
           <w:sz w:val="20"/>
         </w:rPr>
-        <w:t xml:space="preserve"> 6.  </w:t>
+        <w:t xml:space="preserve">6.  </w:t>
       </w:r>
       <w:r>
         <w:rPr>
@@ -261,7 +261,7 @@
           <w:color w:val="1B3A6B"/>
           <w:sz w:val="20"/>
         </w:rPr>
-        <w:t xml:space="preserve"> 7.  </w:t>
+        <w:t xml:space="preserve">7.  </w:t>
       </w:r>
       <w:r>
         <w:rPr>
@@ -281,7 +281,7 @@
           <w:color w:val="1B3A6B"/>
           <w:sz w:val="20"/>
         </w:rPr>
-        <w:t xml:space="preserve"> 8.  </w:t>
+        <w:t xml:space="preserve">8.  </w:t>
       </w:r>
       <w:r>
         <w:rPr>
@@ -301,13 +301,13 @@
           <w:color w:val="1B3A6B"/>
           <w:sz w:val="20"/>
         </w:rPr>
-        <w:t xml:space="preserve"> 9.  </w:t>
-      </w:r>
-      <w:r>
-        <w:rPr>
-          <w:sz w:val="20"/>
-        </w:rPr>
-        <w:t>WhatsApp vs. AI Chat — Capabilities</w:t>
+        <w:t xml:space="preserve">8b.  </w:t>
+      </w:r>
+      <w:r>
+        <w:rPr>
+          <w:sz w:val="20"/>
+        </w:rPr>
+        <w:t>Free Trial &amp; Your Own Anthropic API Key</w:t>
       </w:r>
     </w:p>
     <w:p>
@@ -321,13 +321,13 @@
           <w:color w:val="1B3A6B"/>
           <w:sz w:val="20"/>
         </w:rPr>
-        <w:t xml:space="preserve">10.  </w:t>
-      </w:r>
-      <w:r>
-        <w:rPr>
-          <w:sz w:val="20"/>
-        </w:rPr>
-        <w:t>Available tools</w:t>
+        <w:t xml:space="preserve">9.  </w:t>
+      </w:r>
+      <w:r>
+        <w:rPr>
+          <w:sz w:val="20"/>
+        </w:rPr>
+        <w:t>WhatsApp vs. AI Chat — Capabilities</w:t>
       </w:r>
     </w:p>
     <w:p>
@@ -341,13 +341,13 @@
           <w:color w:val="1B3A6B"/>
           <w:sz w:val="20"/>
         </w:rPr>
-        <w:t xml:space="preserve">11.  </w:t>
-      </w:r>
-      <w:r>
-        <w:rPr>
-          <w:sz w:val="20"/>
-        </w:rPr>
-        <w:t>Usage examples</w:t>
+        <w:t xml:space="preserve">10.  </w:t>
+      </w:r>
+      <w:r>
+        <w:rPr>
+          <w:sz w:val="20"/>
+        </w:rPr>
+        <w:t>Available tools</w:t>
       </w:r>
     </w:p>
     <w:p>
@@ -361,13 +361,13 @@
           <w:color w:val="1B3A6B"/>
           <w:sz w:val="20"/>
         </w:rPr>
-        <w:t xml:space="preserve">12.  </w:t>
-      </w:r>
-      <w:r>
-        <w:rPr>
-          <w:sz w:val="20"/>
-        </w:rPr>
-        <w:t>Auto-install scripts</w:t>
+        <w:t xml:space="preserve">11.  </w:t>
+      </w:r>
+      <w:r>
+        <w:rPr>
+          <w:sz w:val="20"/>
+        </w:rPr>
+        <w:t>Usage examples</w:t>
       </w:r>
     </w:p>
     <w:p>
@@ -381,6 +381,26 @@
           <w:color w:val="1B3A6B"/>
           <w:sz w:val="20"/>
         </w:rPr>
+        <w:t xml:space="preserve">12.  </w:t>
+      </w:r>
+      <w:r>
+        <w:rPr>
+          <w:sz w:val="20"/>
+        </w:rPr>
+        <w:t>Auto-install scripts</w:t>
+      </w:r>
+    </w:p>
+    <w:p>
+      <w:pPr>
+        <w:spacing w:before="40" w:after="40"/>
+        <w:ind w:left="170"/>
+      </w:pPr>
+      <w:r>
+        <w:rPr>
+          <w:b/>
+          <w:color w:val="1B3A6B"/>
+          <w:sz w:val="20"/>
+        </w:rPr>
         <w:t xml:space="preserve">13.  </w:t>
       </w:r>
       <w:r>
@@ -388,6 +408,26 @@
           <w:sz w:val="20"/>
         </w:rPr>
         <w:t>Troubleshooting</w:t>
+      </w:r>
+    </w:p>
+    <w:p>
+      <w:pPr>
+        <w:spacing w:before="40" w:after="40"/>
+        <w:ind w:left="170"/>
+      </w:pPr>
+      <w:r>
+        <w:rPr>
+          <w:b/>
+          <w:color w:val="1B3A6B"/>
+          <w:sz w:val="20"/>
+        </w:rPr>
+        <w:t xml:space="preserve">14.  </w:t>
+      </w:r>
+      <w:r>
+        <w:rPr>
+          <w:sz w:val="20"/>
+        </w:rPr>
+        <w:t>Ubuntu Linux 24.04 — Self-hosted notes</w:t>
       </w:r>
     </w:p>
     <w:p>
@@ -567,6 +607,17 @@
     </w:p>
     <w:p>
       <w:pPr>
+        <w:spacing w:before="20" w:after="20"/>
+      </w:pPr>
+      <w:r>
+        <w:rPr>
+          <w:sz w:val="20"/>
+        </w:rPr>
+        <w:t>8b. Free Trial &amp; Your Own Anthropic API Key</w:t>
+      </w:r>
+    </w:p>
+    <w:p>
+      <w:pPr>
         <w:pStyle w:val="ListBullet"/>
         <w:spacing w:before="20" w:after="20"/>
         <w:ind w:left="283" w:hanging="170"/>
@@ -628,6 +679,19 @@
           <w:sz w:val="20"/>
         </w:rPr>
         <w:t>Troubleshooting</w:t>
+      </w:r>
+    </w:p>
+    <w:p>
+      <w:pPr>
+        <w:pStyle w:val="ListBullet"/>
+        <w:spacing w:before="20" w:after="20"/>
+        <w:ind w:left="283" w:hanging="170"/>
+      </w:pPr>
+      <w:r>
+        <w:rPr>
+          <w:sz w:val="20"/>
+        </w:rPr>
+        <w:t>Ubuntu Linux 24.04 — Self-hosted notes</w:t>
       </w:r>
     </w:p>
     <w:p>
@@ -954,7 +1018,19 @@
               <w:rPr>
                 <w:sz w:val="18"/>
               </w:rPr>
-              <w:t>Anthropic / Google / OpenAI (depending on your chosen provider)</w:t>
+            </w:r>
+            <w:r>
+              <w:rPr>
+                <w:b/>
+                <w:sz w:val="18"/>
+              </w:rPr>
+              <w:t>Optional</w:t>
+            </w:r>
+            <w:r>
+              <w:rPr>
+                <w:sz w:val="18"/>
+              </w:rPr>
+              <w:t xml:space="preserve"> — a free trial (up to 5 €) is included. See section 8b.</w:t>
             </w:r>
           </w:p>
         </w:tc>
@@ -1597,7 +1673,36 @@
         <w:rPr>
           <w:sz w:val="20"/>
         </w:rPr>
-        <w:t xml:space="preserve"> (shown in the Settings sidebar).</w:t>
+        <w:t xml:space="preserve"> (shown in the Settings sidebar). Complete the five fields below in order. Total time: under 5 minutes.</w:t>
+      </w:r>
+    </w:p>
+    <w:p>
+      <w:pPr>
+        <w:spacing w:before="60" w:after="60"/>
+        <w:ind w:left="454" w:right="283"/>
+        <w:shd w:val="clear" w:color="auto" w:fill="FFFDE7"/>
+      </w:pPr>
+      <w:r>
+        <w:rPr>
+          <w:i/>
+          <w:sz w:val="20"/>
+        </w:rPr>
+        <w:t xml:space="preserve">⚠️ </w:t>
+      </w:r>
+      <w:r>
+        <w:rPr>
+          <w:b/>
+          <w:i/>
+          <w:sz w:val="20"/>
+        </w:rPr>
+        <w:t>You do NOT need your own AI API key to start.</w:t>
+      </w:r>
+      <w:r>
+        <w:rPr>
+          <w:i/>
+          <w:sz w:val="20"/>
+        </w:rPr>
+        <w:t xml:space="preserve"> New installations include a free trial (up to 5 € of AI usage on Uniasser's account). See section 8b for details.</w:t>
       </w:r>
     </w:p>
     <w:p>
@@ -1610,7 +1715,7 @@
           <w:color w:val="444444"/>
           <w:sz w:val="22"/>
         </w:rPr>
-        <w:t>4.1 SaaS License</w:t>
+        <w:t>4.1 License key</w:t>
       </w:r>
     </w:p>
     <w:tbl>
@@ -1671,7 +1776,7 @@
                 <w:color w:val="FFFFFF"/>
                 <w:sz w:val="18"/>
               </w:rPr>
-              <w:t>Value</w:t>
+              <w:t>What to do</w:t>
             </w:r>
           </w:p>
         </w:tc>
@@ -1696,7 +1801,18 @@
               <w:rPr>
                 <w:sz w:val="18"/>
               </w:rPr>
+            </w:r>
+            <w:r>
+              <w:rPr>
+                <w:b/>
+                <w:sz w:val="18"/>
+              </w:rPr>
               <w:t>License key</w:t>
+            </w:r>
+            <w:r>
+              <w:rPr>
+                <w:sz w:val="18"/>
+              </w:rPr>
             </w:r>
           </w:p>
         </w:tc>
@@ -1719,7 +1835,7 @@
               <w:rPr>
                 <w:sz w:val="18"/>
               </w:rPr>
-              <w:t xml:space="preserve">Your </w:t>
+              <w:t xml:space="preserve">Paste your </w:t>
             </w:r>
             <w:r>
               <w:rPr>
@@ -1733,7 +1849,7 @@
               <w:rPr>
                 <w:sz w:val="18"/>
               </w:rPr>
-              <w:t xml:space="preserve"> key</w:t>
+              <w:t xml:space="preserve"> key (received by email from apps.uniasser.net)</w:t>
             </w:r>
           </w:p>
         </w:tc>
@@ -1765,7 +1881,7 @@
         <w:rPr>
           <w:sz w:val="20"/>
         </w:rPr>
-        <w:t xml:space="preserve"> — you should see ✅ Active with your name.</w:t>
+        <w:t>. You should see a green ✅ Active confirmation with your account name. If you see an error, check the key format and ensure your Odoo can reach the internet.</w:t>
       </w:r>
     </w:p>
     <w:p>
@@ -1778,7 +1894,7 @@
           <w:color w:val="444444"/>
           <w:sz w:val="22"/>
         </w:rPr>
-        <w:t>4.2 Odoo connection (for remote agents)</w:t>
+        <w:t>4.2 Odoo API Key</w:t>
       </w:r>
     </w:p>
     <w:p>
@@ -1789,7 +1905,7 @@
         <w:rPr>
           <w:sz w:val="20"/>
         </w:rPr>
-        <w:t>The module needs an Odoo API Key so that the Uniasser server can read/write your Odoo.</w:t>
+        <w:t>The module needs an Odoo API Key so that Uniasser's AI server can securely query your Odoo data.</w:t>
       </w:r>
     </w:p>
     <w:p>
@@ -1800,195 +1916,33 @@
         <w:rPr>
           <w:sz w:val="20"/>
         </w:rPr>
+        <w:t xml:space="preserve">Click </w:t>
       </w:r>
       <w:r>
         <w:rPr>
           <w:b/>
           <w:sz w:val="20"/>
         </w:rPr>
-        <w:t>Automatic method (recommended):</w:t>
-      </w:r>
-      <w:r>
-        <w:rPr>
-          <w:sz w:val="20"/>
-        </w:rPr>
-      </w:r>
-    </w:p>
-    <w:p>
-      <w:pPr>
-        <w:pStyle w:val="ListBullet"/>
-        <w:spacing w:before="20" w:after="20"/>
-        <w:ind w:left="283" w:hanging="170"/>
-      </w:pPr>
-      <w:r>
-        <w:rPr>
-          <w:sz w:val="20"/>
-        </w:rPr>
-        <w:t xml:space="preserve">Click </w:t>
+        <w:t>"Generate API Key automatically"</w:t>
+      </w:r>
+      <w:r>
+        <w:rPr>
+          <w:sz w:val="20"/>
+        </w:rPr>
+        <w:t xml:space="preserve"> — the field fills in by itself. Do </w:t>
       </w:r>
       <w:r>
         <w:rPr>
           <w:b/>
           <w:sz w:val="20"/>
         </w:rPr>
-        <w:t>"Generate API Key automatically"</w:t>
-      </w:r>
-      <w:r>
-        <w:rPr>
-          <w:sz w:val="20"/>
-        </w:rPr>
-      </w:r>
-    </w:p>
-    <w:p>
-      <w:pPr>
-        <w:pStyle w:val="ListBullet"/>
-        <w:spacing w:before="20" w:after="20"/>
-        <w:ind w:left="283" w:hanging="170"/>
-      </w:pPr>
-      <w:r>
-        <w:rPr>
-          <w:sz w:val="20"/>
-        </w:rPr>
-        <w:t>The key is generated and saved automatically</w:t>
-      </w:r>
-    </w:p>
-    <w:p>
-      <w:pPr>
-        <w:spacing w:before="20" w:after="20"/>
-      </w:pPr>
-      <w:r>
-        <w:rPr>
-          <w:sz w:val="20"/>
-        </w:rPr>
-      </w:r>
-      <w:r>
-        <w:rPr>
-          <w:b/>
-          <w:sz w:val="20"/>
-        </w:rPr>
-        <w:t>Manual method:</w:t>
-      </w:r>
-      <w:r>
-        <w:rPr>
-          <w:sz w:val="20"/>
-        </w:rPr>
-      </w:r>
-    </w:p>
-    <w:p>
-      <w:pPr>
-        <w:pStyle w:val="ListBullet"/>
-        <w:spacing w:before="20" w:after="20"/>
-        <w:ind w:left="283" w:hanging="170"/>
-      </w:pPr>
-      <w:r>
-        <w:rPr>
-          <w:sz w:val="20"/>
-        </w:rPr>
-        <w:t xml:space="preserve">Go to </w:t>
-      </w:r>
-      <w:r>
-        <w:rPr>
-          <w:b/>
-          <w:sz w:val="20"/>
-        </w:rPr>
-        <w:t>Settings → Users → your user → API Keys tab → New key</w:t>
-      </w:r>
-      <w:r>
-        <w:rPr>
-          <w:sz w:val="20"/>
-        </w:rPr>
-      </w:r>
-    </w:p>
-    <w:p>
-      <w:pPr>
-        <w:pStyle w:val="ListBullet"/>
-        <w:spacing w:before="20" w:after="20"/>
-        <w:ind w:left="283" w:hanging="170"/>
-      </w:pPr>
-      <w:r>
-        <w:rPr>
-          <w:sz w:val="20"/>
-        </w:rPr>
-        <w:t xml:space="preserve">Name: </w:t>
-      </w:r>
-      <w:r>
-        <w:rPr>
-          <w:rFonts w:ascii="Courier New" w:hAnsi="Courier New"/>
-          <w:color w:val="C0392B"/>
-          <w:sz w:val="18"/>
-        </w:rPr>
-        <w:t>IA Treasury Control MCP</w:t>
-      </w:r>
-      <w:r>
-        <w:rPr>
-          <w:sz w:val="20"/>
-        </w:rPr>
-        <w:t xml:space="preserve"> · Scope: </w:t>
-      </w:r>
-      <w:r>
-        <w:rPr>
-          <w:rFonts w:ascii="Courier New" w:hAnsi="Courier New"/>
-          <w:color w:val="C0392B"/>
-          <w:sz w:val="18"/>
-        </w:rPr>
-        <w:t>RPC</w:t>
-      </w:r>
-      <w:r>
-        <w:rPr>
-          <w:sz w:val="20"/>
-        </w:rPr>
-      </w:r>
-    </w:p>
-    <w:p>
-      <w:pPr>
-        <w:pStyle w:val="ListBullet"/>
-        <w:spacing w:before="20" w:after="20"/>
-        <w:ind w:left="283" w:hanging="170"/>
-      </w:pPr>
-      <w:r>
-        <w:rPr>
-          <w:sz w:val="20"/>
-        </w:rPr>
-        <w:t xml:space="preserve">Copy the key and paste it in the </w:t>
-      </w:r>
-      <w:r>
-        <w:rPr>
-          <w:b/>
-          <w:sz w:val="20"/>
-        </w:rPr>
-        <w:t>Odoo API Key</w:t>
-      </w:r>
-      <w:r>
-        <w:rPr>
-          <w:sz w:val="20"/>
-        </w:rPr>
-        <w:t xml:space="preserve"> field</w:t>
-      </w:r>
-    </w:p>
-    <w:p>
-      <w:pPr>
-        <w:pStyle w:val="ListBullet"/>
-        <w:spacing w:before="20" w:after="20"/>
-        <w:ind w:left="283" w:hanging="170"/>
-      </w:pPr>
-      <w:r>
-        <w:rPr>
-          <w:sz w:val="20"/>
-        </w:rPr>
-        <w:t xml:space="preserve">In </w:t>
-      </w:r>
-      <w:r>
-        <w:rPr>
-          <w:b/>
-          <w:sz w:val="20"/>
-        </w:rPr>
-        <w:t>Odoo user (login)</w:t>
-      </w:r>
-      <w:r>
-        <w:rPr>
-          <w:sz w:val="20"/>
-        </w:rPr>
-        <w:t xml:space="preserve"> enter your Odoo user email</w:t>
+        <w:t>not</w:t>
+      </w:r>
+      <w:r>
+        <w:rPr>
+          <w:sz w:val="20"/>
+        </w:rPr>
+        <w:t xml:space="preserve"> generate or paste a key manually; the automatic button handles everything correctly.</w:t>
       </w:r>
     </w:p>
     <w:p>
@@ -2001,7 +1955,397 @@
           <w:color w:val="444444"/>
           <w:sz w:val="22"/>
         </w:rPr>
-        <w:t>4.3 MCP Server</w:t>
+        <w:t>4.3 MCP Token</w:t>
+      </w:r>
+    </w:p>
+    <w:p>
+      <w:pPr>
+        <w:spacing w:before="20" w:after="20"/>
+      </w:pPr>
+      <w:r>
+        <w:rPr>
+          <w:sz w:val="20"/>
+        </w:rPr>
+        <w:t xml:space="preserve">The MCP Token is generated automatically when the module is installed. If the field is empty, click </w:t>
+      </w:r>
+      <w:r>
+        <w:rPr>
+          <w:b/>
+          <w:sz w:val="20"/>
+        </w:rPr>
+        <w:t>"Regenerate token"</w:t>
+      </w:r>
+      <w:r>
+        <w:rPr>
+          <w:sz w:val="20"/>
+        </w:rPr>
+        <w:t>.</w:t>
+      </w:r>
+    </w:p>
+    <w:p>
+      <w:pPr>
+        <w:spacing w:before="20" w:after="20"/>
+      </w:pPr>
+      <w:r>
+        <w:rPr>
+          <w:sz w:val="20"/>
+        </w:rPr>
+      </w:r>
+      <w:r>
+        <w:rPr>
+          <w:b/>
+          <w:sz w:val="20"/>
+        </w:rPr>
+        <w:t>Copy this value</w:t>
+      </w:r>
+      <w:r>
+        <w:rPr>
+          <w:sz w:val="20"/>
+        </w:rPr>
+        <w:t xml:space="preserve"> — you will paste it into your AI client (Claude, etc.) in the next section.</w:t>
+      </w:r>
+    </w:p>
+    <w:p>
+      <w:pPr>
+        <w:spacing w:before="160" w:after="60"/>
+      </w:pPr>
+      <w:r>
+        <w:rPr>
+          <w:b/>
+          <w:color w:val="444444"/>
+          <w:sz w:val="22"/>
+        </w:rPr>
+        <w:t>4.4 MCP Server URL and OAuth Client ID</w:t>
+      </w:r>
+    </w:p>
+    <w:p>
+      <w:pPr>
+        <w:spacing w:before="20" w:after="20"/>
+      </w:pPr>
+      <w:r>
+        <w:rPr>
+          <w:sz w:val="20"/>
+        </w:rPr>
+        <w:t>These two fields are filled in automatically:</w:t>
+      </w:r>
+    </w:p>
+    <w:tbl>
+      <w:tblPr>
+        <w:tblStyle w:val="TableGrid"/>
+        <w:tblW w:type="auto" w:w="0"/>
+        <w:jc w:val="left"/>
+        <w:tblLook w:firstColumn="1" w:firstRow="1" w:lastColumn="0" w:lastRow="0" w:noHBand="0" w:noVBand="1" w:val="04A0"/>
+      </w:tblPr>
+      <w:tblGrid>
+        <w:gridCol w:w="3324"/>
+        <w:gridCol w:w="3324"/>
+        <w:gridCol w:w="3324"/>
+      </w:tblGrid>
+      <w:tr>
+        <w:tc>
+          <w:tcPr>
+            <w:tcW w:type="dxa" w:w="3324"/>
+            <w:shd w:val="clear" w:color="auto" w:fill="1B3A6B"/>
+            <w:tcBorders>
+              <w:top w:val="single" w:sz="4" w:space="0" w:color="CCCCCC"/>
+              <w:bottom w:val="single" w:sz="4" w:space="0" w:color="CCCCCC"/>
+              <w:left w:val="single" w:sz="4" w:space="0" w:color="CCCCCC"/>
+              <w:right w:val="single" w:sz="4" w:space="0" w:color="CCCCCC"/>
+            </w:tcBorders>
+          </w:tcPr>
+          <w:p>
+            <w:pPr>
+              <w:jc w:val="left"/>
+            </w:pPr>
+            <w:r>
+              <w:rPr>
+                <w:b/>
+                <w:color w:val="FFFFFF"/>
+                <w:sz w:val="18"/>
+              </w:rPr>
+              <w:t>Field</w:t>
+            </w:r>
+          </w:p>
+        </w:tc>
+        <w:tc>
+          <w:tcPr>
+            <w:tcW w:type="dxa" w:w="3324"/>
+            <w:shd w:val="clear" w:color="auto" w:fill="1B3A6B"/>
+            <w:tcBorders>
+              <w:top w:val="single" w:sz="4" w:space="0" w:color="CCCCCC"/>
+              <w:bottom w:val="single" w:sz="4" w:space="0" w:color="CCCCCC"/>
+              <w:left w:val="single" w:sz="4" w:space="0" w:color="CCCCCC"/>
+              <w:right w:val="single" w:sz="4" w:space="0" w:color="CCCCCC"/>
+            </w:tcBorders>
+          </w:tcPr>
+          <w:p>
+            <w:pPr>
+              <w:jc w:val="left"/>
+            </w:pPr>
+            <w:r>
+              <w:rPr>
+                <w:b/>
+                <w:color w:val="FFFFFF"/>
+                <w:sz w:val="18"/>
+              </w:rPr>
+              <w:t>Example value</w:t>
+            </w:r>
+          </w:p>
+        </w:tc>
+        <w:tc>
+          <w:tcPr>
+            <w:tcW w:type="dxa" w:w="3324"/>
+            <w:shd w:val="clear" w:color="auto" w:fill="1B3A6B"/>
+            <w:tcBorders>
+              <w:top w:val="single" w:sz="4" w:space="0" w:color="CCCCCC"/>
+              <w:bottom w:val="single" w:sz="4" w:space="0" w:color="CCCCCC"/>
+              <w:left w:val="single" w:sz="4" w:space="0" w:color="CCCCCC"/>
+              <w:right w:val="single" w:sz="4" w:space="0" w:color="CCCCCC"/>
+            </w:tcBorders>
+          </w:tcPr>
+          <w:p>
+            <w:pPr>
+              <w:jc w:val="left"/>
+            </w:pPr>
+            <w:r>
+              <w:rPr>
+                <w:b/>
+                <w:color w:val="FFFFFF"/>
+                <w:sz w:val="18"/>
+              </w:rPr>
+              <w:t>What it is</w:t>
+            </w:r>
+          </w:p>
+        </w:tc>
+      </w:tr>
+      <w:tr>
+        <w:tc>
+          <w:tcPr>
+            <w:tcW w:type="dxa" w:w="3324"/>
+            <w:shd w:val="clear" w:color="auto" w:fill="FFFFFF"/>
+            <w:tcBorders>
+              <w:top w:val="single" w:sz="4" w:space="0" w:color="CCCCCC"/>
+              <w:bottom w:val="single" w:sz="4" w:space="0" w:color="CCCCCC"/>
+              <w:left w:val="single" w:sz="4" w:space="0" w:color="CCCCCC"/>
+              <w:right w:val="single" w:sz="4" w:space="0" w:color="CCCCCC"/>
+            </w:tcBorders>
+          </w:tcPr>
+          <w:p>
+            <w:pPr>
+              <w:jc w:val="left"/>
+            </w:pPr>
+            <w:r>
+              <w:rPr>
+                <w:sz w:val="18"/>
+              </w:rPr>
+            </w:r>
+            <w:r>
+              <w:rPr>
+                <w:b/>
+                <w:sz w:val="18"/>
+              </w:rPr>
+              <w:t>MCP Server URL</w:t>
+            </w:r>
+            <w:r>
+              <w:rPr>
+                <w:sz w:val="18"/>
+              </w:rPr>
+            </w:r>
+          </w:p>
+        </w:tc>
+        <w:tc>
+          <w:tcPr>
+            <w:tcW w:type="dxa" w:w="3324"/>
+            <w:shd w:val="clear" w:color="auto" w:fill="FFFFFF"/>
+            <w:tcBorders>
+              <w:top w:val="single" w:sz="4" w:space="0" w:color="CCCCCC"/>
+              <w:bottom w:val="single" w:sz="4" w:space="0" w:color="CCCCCC"/>
+              <w:left w:val="single" w:sz="4" w:space="0" w:color="CCCCCC"/>
+              <w:right w:val="single" w:sz="4" w:space="0" w:color="CCCCCC"/>
+            </w:tcBorders>
+          </w:tcPr>
+          <w:p>
+            <w:pPr>
+              <w:jc w:val="left"/>
+            </w:pPr>
+            <w:r>
+              <w:rPr>
+                <w:sz w:val="18"/>
+              </w:rPr>
+            </w:r>
+            <w:r>
+              <w:rPr>
+                <w:rFonts w:ascii="Courier New" w:hAnsi="Courier New"/>
+                <w:color w:val="C0392B"/>
+                <w:sz w:val="18"/>
+              </w:rPr>
+              <w:t>https://yourodoo.com/mcp</w:t>
+            </w:r>
+            <w:r>
+              <w:rPr>
+                <w:sz w:val="18"/>
+              </w:rPr>
+            </w:r>
+          </w:p>
+        </w:tc>
+        <w:tc>
+          <w:tcPr>
+            <w:tcW w:type="dxa" w:w="3324"/>
+            <w:shd w:val="clear" w:color="auto" w:fill="FFFFFF"/>
+            <w:tcBorders>
+              <w:top w:val="single" w:sz="4" w:space="0" w:color="CCCCCC"/>
+              <w:bottom w:val="single" w:sz="4" w:space="0" w:color="CCCCCC"/>
+              <w:left w:val="single" w:sz="4" w:space="0" w:color="CCCCCC"/>
+              <w:right w:val="single" w:sz="4" w:space="0" w:color="CCCCCC"/>
+            </w:tcBorders>
+          </w:tcPr>
+          <w:p>
+            <w:pPr>
+              <w:jc w:val="left"/>
+            </w:pPr>
+            <w:r>
+              <w:rPr>
+                <w:sz w:val="18"/>
+              </w:rPr>
+              <w:t>The endpoint your AI client connects to</w:t>
+            </w:r>
+          </w:p>
+        </w:tc>
+      </w:tr>
+      <w:tr>
+        <w:tc>
+          <w:tcPr>
+            <w:tcW w:type="dxa" w:w="3324"/>
+            <w:shd w:val="clear" w:color="auto" w:fill="EBF5FB"/>
+            <w:tcBorders>
+              <w:top w:val="single" w:sz="4" w:space="0" w:color="CCCCCC"/>
+              <w:bottom w:val="single" w:sz="4" w:space="0" w:color="CCCCCC"/>
+              <w:left w:val="single" w:sz="4" w:space="0" w:color="CCCCCC"/>
+              <w:right w:val="single" w:sz="4" w:space="0" w:color="CCCCCC"/>
+            </w:tcBorders>
+          </w:tcPr>
+          <w:p>
+            <w:pPr>
+              <w:jc w:val="left"/>
+            </w:pPr>
+            <w:r>
+              <w:rPr>
+                <w:sz w:val="18"/>
+              </w:rPr>
+            </w:r>
+            <w:r>
+              <w:rPr>
+                <w:b/>
+                <w:sz w:val="18"/>
+              </w:rPr>
+              <w:t>OAuth Client ID</w:t>
+            </w:r>
+            <w:r>
+              <w:rPr>
+                <w:sz w:val="18"/>
+              </w:rPr>
+            </w:r>
+          </w:p>
+        </w:tc>
+        <w:tc>
+          <w:tcPr>
+            <w:tcW w:type="dxa" w:w="3324"/>
+            <w:shd w:val="clear" w:color="auto" w:fill="EBF5FB"/>
+            <w:tcBorders>
+              <w:top w:val="single" w:sz="4" w:space="0" w:color="CCCCCC"/>
+              <w:bottom w:val="single" w:sz="4" w:space="0" w:color="CCCCCC"/>
+              <w:left w:val="single" w:sz="4" w:space="0" w:color="CCCCCC"/>
+              <w:right w:val="single" w:sz="4" w:space="0" w:color="CCCCCC"/>
+            </w:tcBorders>
+          </w:tcPr>
+          <w:p>
+            <w:pPr>
+              <w:jc w:val="left"/>
+            </w:pPr>
+            <w:r>
+              <w:rPr>
+                <w:sz w:val="18"/>
+              </w:rPr>
+            </w:r>
+            <w:r>
+              <w:rPr>
+                <w:rFonts w:ascii="Courier New" w:hAnsi="Courier New"/>
+                <w:color w:val="C0392B"/>
+                <w:sz w:val="18"/>
+              </w:rPr>
+              <w:t>mycompany_prod</w:t>
+            </w:r>
+            <w:r>
+              <w:rPr>
+                <w:sz w:val="18"/>
+              </w:rPr>
+            </w:r>
+          </w:p>
+        </w:tc>
+        <w:tc>
+          <w:tcPr>
+            <w:tcW w:type="dxa" w:w="3324"/>
+            <w:shd w:val="clear" w:color="auto" w:fill="EBF5FB"/>
+            <w:tcBorders>
+              <w:top w:val="single" w:sz="4" w:space="0" w:color="CCCCCC"/>
+              <w:bottom w:val="single" w:sz="4" w:space="0" w:color="CCCCCC"/>
+              <w:left w:val="single" w:sz="4" w:space="0" w:color="CCCCCC"/>
+              <w:right w:val="single" w:sz="4" w:space="0" w:color="CCCCCC"/>
+            </w:tcBorders>
+          </w:tcPr>
+          <w:p>
+            <w:pPr>
+              <w:jc w:val="left"/>
+            </w:pPr>
+            <w:r>
+              <w:rPr>
+                <w:sz w:val="18"/>
+              </w:rPr>
+              <w:t>Your Odoo database name</w:t>
+            </w:r>
+          </w:p>
+        </w:tc>
+      </w:tr>
+    </w:tbl>
+    <w:p>
+      <w:pPr>
+        <w:spacing w:before="0" w:after="120"/>
+      </w:pPr>
+    </w:p>
+    <w:p>
+      <w:pPr>
+        <w:spacing w:before="20" w:after="20"/>
+      </w:pPr>
+      <w:r>
+        <w:rPr>
+          <w:sz w:val="20"/>
+        </w:rPr>
+      </w:r>
+      <w:r>
+        <w:rPr>
+          <w:b/>
+          <w:sz w:val="20"/>
+        </w:rPr>
+        <w:t>Copy both values</w:t>
+      </w:r>
+      <w:r>
+        <w:rPr>
+          <w:sz w:val="20"/>
+        </w:rPr>
+        <w:t xml:space="preserve"> — you will need them when setting up Claude or another AI client.</w:t>
+      </w:r>
+    </w:p>
+    <w:p>
+      <w:pPr>
+        <w:spacing w:before="160" w:after="60"/>
+      </w:pPr>
+      <w:r>
+        <w:rPr>
+          <w:b/>
+          <w:color w:val="444444"/>
+          <w:sz w:val="22"/>
+        </w:rPr>
+        <w:t>4.5 Anthropic API Key (optional — skip if using free trial)</w:t>
       </w:r>
     </w:p>
     <w:tbl>
@@ -2062,7 +2406,7 @@
                 <w:color w:val="FFFFFF"/>
                 <w:sz w:val="18"/>
               </w:rPr>
-              <w:t>Description</w:t>
+              <w:t>What to do</w:t>
             </w:r>
           </w:p>
         </w:tc>
@@ -2087,7 +2431,18 @@
               <w:rPr>
                 <w:sz w:val="18"/>
               </w:rPr>
-              <w:t>MCP Token</w:t>
+            </w:r>
+            <w:r>
+              <w:rPr>
+                <w:b/>
+                <w:sz w:val="18"/>
+              </w:rPr>
+              <w:t>Anthropic API Key</w:t>
+            </w:r>
+            <w:r>
+              <w:rPr>
+                <w:sz w:val="18"/>
+              </w:rPr>
             </w:r>
           </w:p>
         </w:tc>
@@ -2110,117 +2465,20 @@
               <w:rPr>
                 <w:sz w:val="18"/>
               </w:rPr>
-              <w:t>Auto-generated. Copy it — you will need it in the AI client</w:t>
-            </w:r>
-          </w:p>
-        </w:tc>
-      </w:tr>
-      <w:tr>
-        <w:tc>
-          <w:tcPr>
-            <w:tcW w:type="dxa" w:w="4986"/>
-            <w:shd w:val="clear" w:color="auto" w:fill="EBF5FB"/>
-            <w:tcBorders>
-              <w:top w:val="single" w:sz="4" w:space="0" w:color="CCCCCC"/>
-              <w:bottom w:val="single" w:sz="4" w:space="0" w:color="CCCCCC"/>
-              <w:left w:val="single" w:sz="4" w:space="0" w:color="CCCCCC"/>
-              <w:right w:val="single" w:sz="4" w:space="0" w:color="CCCCCC"/>
-            </w:tcBorders>
-          </w:tcPr>
-          <w:p>
-            <w:pPr>
-              <w:jc w:val="left"/>
-            </w:pPr>
-            <w:r>
-              <w:rPr>
-                <w:sz w:val="18"/>
-              </w:rPr>
-              <w:t>MCP Server URL</w:t>
-            </w:r>
-          </w:p>
-        </w:tc>
-        <w:tc>
-          <w:tcPr>
-            <w:tcW w:type="dxa" w:w="4986"/>
-            <w:shd w:val="clear" w:color="auto" w:fill="EBF5FB"/>
-            <w:tcBorders>
-              <w:top w:val="single" w:sz="4" w:space="0" w:color="CCCCCC"/>
-              <w:bottom w:val="single" w:sz="4" w:space="0" w:color="CCCCCC"/>
-              <w:left w:val="single" w:sz="4" w:space="0" w:color="CCCCCC"/>
-              <w:right w:val="single" w:sz="4" w:space="0" w:color="CCCCCC"/>
-            </w:tcBorders>
-          </w:tcPr>
-          <w:p>
-            <w:pPr>
-              <w:jc w:val="left"/>
-            </w:pPr>
-            <w:r>
-              <w:rPr>
-                <w:sz w:val="18"/>
-              </w:rPr>
-              <w:t xml:space="preserve">The URL of your MCP endpoint (e.g. </w:t>
+              <w:t xml:space="preserve">Leave </w:t>
             </w:r>
             <w:r>
               <w:rPr>
-                <w:rFonts w:ascii="Courier New" w:hAnsi="Courier New"/>
-                <w:color w:val="C0392B"/>
+                <w:b/>
                 <w:sz w:val="18"/>
               </w:rPr>
-              <w:t>https://yourodoo.com/mcp</w:t>
+              <w:t>blank</w:t>
             </w:r>
             <w:r>
               <w:rPr>
                 <w:sz w:val="18"/>
               </w:rPr>
-              <w:t>)</w:t>
-            </w:r>
-          </w:p>
-        </w:tc>
-      </w:tr>
-      <w:tr>
-        <w:tc>
-          <w:tcPr>
-            <w:tcW w:type="dxa" w:w="4986"/>
-            <w:shd w:val="clear" w:color="auto" w:fill="FFFFFF"/>
-            <w:tcBorders>
-              <w:top w:val="single" w:sz="4" w:space="0" w:color="CCCCCC"/>
-              <w:bottom w:val="single" w:sz="4" w:space="0" w:color="CCCCCC"/>
-              <w:left w:val="single" w:sz="4" w:space="0" w:color="CCCCCC"/>
-              <w:right w:val="single" w:sz="4" w:space="0" w:color="CCCCCC"/>
-            </w:tcBorders>
-          </w:tcPr>
-          <w:p>
-            <w:pPr>
-              <w:jc w:val="left"/>
-            </w:pPr>
-            <w:r>
-              <w:rPr>
-                <w:sz w:val="18"/>
-              </w:rPr>
-              <w:t>OAuth Client ID</w:t>
-            </w:r>
-          </w:p>
-        </w:tc>
-        <w:tc>
-          <w:tcPr>
-            <w:tcW w:type="dxa" w:w="4986"/>
-            <w:shd w:val="clear" w:color="auto" w:fill="FFFFFF"/>
-            <w:tcBorders>
-              <w:top w:val="single" w:sz="4" w:space="0" w:color="CCCCCC"/>
-              <w:bottom w:val="single" w:sz="4" w:space="0" w:color="CCCCCC"/>
-              <w:left w:val="single" w:sz="4" w:space="0" w:color="CCCCCC"/>
-              <w:right w:val="single" w:sz="4" w:space="0" w:color="CCCCCC"/>
-            </w:tcBorders>
-          </w:tcPr>
-          <w:p>
-            <w:pPr>
-              <w:jc w:val="left"/>
-            </w:pPr>
-            <w:r>
-              <w:rPr>
-                <w:sz w:val="18"/>
-              </w:rPr>
-              <w:t>Your Odoo database name</w:t>
+              <w:t xml:space="preserve"> to use the free trial. Fill in only if you have your own key (see section 8b).</w:t>
             </w:r>
           </w:p>
         </w:tc>
@@ -2239,115 +2497,53 @@
         <w:rPr>
           <w:sz w:val="20"/>
         </w:rPr>
-        <w:t xml:space="preserve">If the token is not generated, click </w:t>
+        <w:t>Leave this field empty for now. The free trial (up to 5 € of AI usage) is used automatically.</w:t>
+      </w:r>
+    </w:p>
+    <w:p>
+      <w:pPr>
+        <w:spacing w:before="20" w:after="20"/>
+      </w:pPr>
+      <w:r>
+        <w:rPr>
+          <w:sz w:val="20"/>
+        </w:rPr>
+        <w:t xml:space="preserve">Click </w:t>
       </w:r>
       <w:r>
         <w:rPr>
           <w:b/>
           <w:sz w:val="20"/>
         </w:rPr>
-        <w:t>"Regenerate token"</w:t>
-      </w:r>
-      <w:r>
-        <w:rPr>
-          <w:sz w:val="20"/>
-        </w:rPr>
-        <w:t>.</w:t>
-      </w:r>
-    </w:p>
-    <w:p>
-      <w:pPr>
-        <w:spacing w:before="60" w:after="60"/>
-        <w:ind w:left="454" w:right="283"/>
-        <w:shd w:val="clear" w:color="auto" w:fill="FFFDE7"/>
-      </w:pPr>
-      <w:r>
-        <w:rPr>
-          <w:i/>
-          <w:sz w:val="20"/>
-        </w:rPr>
-        <w:t xml:space="preserve">💡 </w:t>
+        <w:t>Save</w:t>
+      </w:r>
+      <w:r>
+        <w:rPr>
+          <w:sz w:val="20"/>
+        </w:rPr>
+        <w:t xml:space="preserve"> when all fields are filled in.</w:t>
+      </w:r>
+    </w:p>
+    <w:p>
+      <w:pPr>
+        <w:spacing w:before="20" w:after="20"/>
+      </w:pPr>
+      <w:r>
+        <w:rPr>
+          <w:sz w:val="20"/>
+        </w:rPr>
       </w:r>
       <w:r>
         <w:rPr>
           <w:b/>
-          <w:i/>
-          <w:sz w:val="20"/>
-        </w:rPr>
-        <w:t>Note these three values</w:t>
-      </w:r>
-      <w:r>
-        <w:rPr>
-          <w:i/>
-          <w:sz w:val="20"/>
-        </w:rPr>
-        <w:t xml:space="preserve"> — you will use them in steps 5, 6 and 7:</w:t>
-      </w:r>
-    </w:p>
-    <w:p>
-      <w:pPr>
-        <w:spacing w:before="60" w:after="60"/>
-        <w:ind w:left="454" w:right="283"/>
-        <w:shd w:val="clear" w:color="auto" w:fill="FFFDE7"/>
-      </w:pPr>
-      <w:r>
-        <w:rPr>
-          <w:i/>
-          <w:sz w:val="20"/>
-        </w:rPr>
-        <w:t>- MCP Server URL</w:t>
-      </w:r>
-    </w:p>
-    <w:p>
-      <w:pPr>
-        <w:spacing w:before="60" w:after="60"/>
-        <w:ind w:left="454" w:right="283"/>
-        <w:shd w:val="clear" w:color="auto" w:fill="FFFDE7"/>
-      </w:pPr>
-      <w:r>
-        <w:rPr>
-          <w:i/>
-          <w:sz w:val="20"/>
-        </w:rPr>
-        <w:t>- OAuth Client ID</w:t>
-      </w:r>
-    </w:p>
-    <w:p>
-      <w:pPr>
-        <w:spacing w:before="60" w:after="60"/>
-        <w:ind w:left="454" w:right="283"/>
-        <w:shd w:val="clear" w:color="auto" w:fill="FFFDE7"/>
-      </w:pPr>
-      <w:r>
-        <w:rPr>
-          <w:i/>
-          <w:sz w:val="20"/>
-        </w:rPr>
-        <w:t>- MCP Token (OAuth Client Secret)</w:t>
-      </w:r>
-    </w:p>
-    <w:p>
-      <w:pPr>
-        <w:spacing w:before="160" w:after="60"/>
-      </w:pPr>
-      <w:r>
-        <w:rPr>
-          <w:b/>
-          <w:color w:val="444444"/>
-          <w:sz w:val="22"/>
-        </w:rPr>
-        <w:t>4.4 AI provider</w:t>
-      </w:r>
-    </w:p>
-    <w:p>
-      <w:pPr>
-        <w:spacing w:before="20" w:after="20"/>
-      </w:pPr>
-      <w:r>
-        <w:rPr>
-          <w:sz w:val="20"/>
-        </w:rPr>
-        <w:t>Choose your provider and fill in its API Key:</w:t>
+          <w:sz w:val="20"/>
+        </w:rPr>
+        <w:t>Summary of what you need to copy before moving on:</w:t>
+      </w:r>
+      <w:r>
+        <w:rPr>
+          <w:sz w:val="20"/>
+        </w:rPr>
       </w:r>
     </w:p>
     <w:tbl>
@@ -2383,7 +2579,7 @@
                 <w:color w:val="FFFFFF"/>
                 <w:sz w:val="18"/>
               </w:rPr>
-              <w:t>Provider</w:t>
+              <w:t>Value</w:t>
             </w:r>
           </w:p>
         </w:tc>
@@ -2408,7 +2604,7 @@
                 <w:color w:val="FFFFFF"/>
                 <w:sz w:val="18"/>
               </w:rPr>
-              <w:t>Where to get the API Key</w:t>
+              <w:t>Where to copy from</w:t>
             </w:r>
           </w:p>
         </w:tc>
@@ -2439,7 +2635,7 @@
                 <w:b/>
                 <w:sz w:val="18"/>
               </w:rPr>
-              <w:t>Claude (Anthropic)</w:t>
+              <w:t>MCP Token</w:t>
             </w:r>
             <w:r>
               <w:rPr>
@@ -2467,7 +2663,7 @@
               <w:rPr>
                 <w:sz w:val="18"/>
               </w:rPr>
-              <w:t>console.anthropic.com</w:t>
+              <w:t>Settings → IA Treasury Control → MCP Token field</w:t>
             </w:r>
           </w:p>
         </w:tc>
@@ -2498,7 +2694,7 @@
                 <w:b/>
                 <w:sz w:val="18"/>
               </w:rPr>
-              <w:t>Gemini (Google)</w:t>
+              <w:t>MCP Server URL</w:t>
             </w:r>
             <w:r>
               <w:rPr>
@@ -2526,7 +2722,7 @@
               <w:rPr>
                 <w:sz w:val="18"/>
               </w:rPr>
-              <w:t>aistudio.google.com · Free tier available</w:t>
+              <w:t>Settings → IA Treasury Control → MCP Server URL field</w:t>
             </w:r>
           </w:p>
         </w:tc>
@@ -2557,7 +2753,7 @@
                 <w:b/>
                 <w:sz w:val="18"/>
               </w:rPr>
-              <w:t>ChatGPT (OpenAI)</w:t>
+              <w:t>OAuth Client ID</w:t>
             </w:r>
             <w:r>
               <w:rPr>
@@ -2585,66 +2781,7 @@
               <w:rPr>
                 <w:sz w:val="18"/>
               </w:rPr>
-              <w:t>platform.openai.com</w:t>
-            </w:r>
-          </w:p>
-        </w:tc>
-      </w:tr>
-      <w:tr>
-        <w:tc>
-          <w:tcPr>
-            <w:tcW w:type="dxa" w:w="4986"/>
-            <w:shd w:val="clear" w:color="auto" w:fill="EBF5FB"/>
-            <w:tcBorders>
-              <w:top w:val="single" w:sz="4" w:space="0" w:color="CCCCCC"/>
-              <w:bottom w:val="single" w:sz="4" w:space="0" w:color="CCCCCC"/>
-              <w:left w:val="single" w:sz="4" w:space="0" w:color="CCCCCC"/>
-              <w:right w:val="single" w:sz="4" w:space="0" w:color="CCCCCC"/>
-            </w:tcBorders>
-          </w:tcPr>
-          <w:p>
-            <w:pPr>
-              <w:jc w:val="left"/>
-            </w:pPr>
-            <w:r>
-              <w:rPr>
-                <w:sz w:val="18"/>
-              </w:rPr>
-            </w:r>
-            <w:r>
-              <w:rPr>
-                <w:b/>
-                <w:sz w:val="18"/>
-              </w:rPr>
-              <w:t>Grok (xAI)</w:t>
-            </w:r>
-            <w:r>
-              <w:rPr>
-                <w:sz w:val="18"/>
-              </w:rPr>
-            </w:r>
-          </w:p>
-        </w:tc>
-        <w:tc>
-          <w:tcPr>
-            <w:tcW w:type="dxa" w:w="4986"/>
-            <w:shd w:val="clear" w:color="auto" w:fill="EBF5FB"/>
-            <w:tcBorders>
-              <w:top w:val="single" w:sz="4" w:space="0" w:color="CCCCCC"/>
-              <w:bottom w:val="single" w:sz="4" w:space="0" w:color="CCCCCC"/>
-              <w:left w:val="single" w:sz="4" w:space="0" w:color="CCCCCC"/>
-              <w:right w:val="single" w:sz="4" w:space="0" w:color="CCCCCC"/>
-            </w:tcBorders>
-          </w:tcPr>
-          <w:p>
-            <w:pPr>
-              <w:jc w:val="left"/>
-            </w:pPr>
-            <w:r>
-              <w:rPr>
-                <w:sz w:val="18"/>
-              </w:rPr>
-              <w:t>console.x.ai</w:t>
+              <w:t>Settings → IA Treasury Control → OAuth Client ID field</w:t>
             </w:r>
           </w:p>
         </w:tc>
@@ -2678,7 +2815,18 @@
           <w:color w:val="444444"/>
           <w:sz w:val="22"/>
         </w:rPr>
-        <w:t>On Claude.ai (web)</w:t>
+        <w:t>On Claude.ai web — step by step</w:t>
+      </w:r>
+    </w:p>
+    <w:p>
+      <w:pPr>
+        <w:spacing w:before="20" w:after="20"/>
+      </w:pPr>
+      <w:r>
+        <w:rPr>
+          <w:sz w:val="20"/>
+        </w:rPr>
+        <w:t>Before you start, make sure you have these three values from section 4:</w:t>
       </w:r>
     </w:p>
     <w:p>
@@ -2691,19 +2839,33 @@
         <w:rPr>
           <w:sz w:val="20"/>
         </w:rPr>
-        <w:t xml:space="preserve">Go to </w:t>
       </w:r>
       <w:r>
         <w:rPr>
           <w:b/>
           <w:sz w:val="20"/>
         </w:rPr>
-        <w:t>claude.ai → Settings → Integrations → Add MCP Server</w:t>
-      </w:r>
-      <w:r>
-        <w:rPr>
-          <w:sz w:val="20"/>
-        </w:rPr>
+        <w:t>MCP Server URL</w:t>
+      </w:r>
+      <w:r>
+        <w:rPr>
+          <w:sz w:val="20"/>
+        </w:rPr>
+        <w:t xml:space="preserve"> (e.g. </w:t>
+      </w:r>
+      <w:r>
+        <w:rPr>
+          <w:rFonts w:ascii="Courier New" w:hAnsi="Courier New"/>
+          <w:color w:val="C0392B"/>
+          <w:sz w:val="18"/>
+        </w:rPr>
+        <w:t>https://yourodoo.com/mcp</w:t>
+      </w:r>
+      <w:r>
+        <w:rPr>
+          <w:sz w:val="20"/>
+        </w:rPr>
+        <w:t>)</w:t>
       </w:r>
     </w:p>
     <w:p>
@@ -2716,6 +2878,180 @@
         <w:rPr>
           <w:sz w:val="20"/>
         </w:rPr>
+      </w:r>
+      <w:r>
+        <w:rPr>
+          <w:b/>
+          <w:sz w:val="20"/>
+        </w:rPr>
+        <w:t>OAuth Client ID</w:t>
+      </w:r>
+      <w:r>
+        <w:rPr>
+          <w:sz w:val="20"/>
+        </w:rPr>
+        <w:t xml:space="preserve"> (your database name)</w:t>
+      </w:r>
+    </w:p>
+    <w:p>
+      <w:pPr>
+        <w:pStyle w:val="ListBullet"/>
+        <w:spacing w:before="20" w:after="20"/>
+        <w:ind w:left="283" w:hanging="170"/>
+      </w:pPr>
+      <w:r>
+        <w:rPr>
+          <w:sz w:val="20"/>
+        </w:rPr>
+      </w:r>
+      <w:r>
+        <w:rPr>
+          <w:b/>
+          <w:sz w:val="20"/>
+        </w:rPr>
+        <w:t>MCP Token</w:t>
+      </w:r>
+      <w:r>
+        <w:rPr>
+          <w:sz w:val="20"/>
+        </w:rPr>
+      </w:r>
+    </w:p>
+    <w:p>
+      <w:pPr>
+        <w:spacing w:before="20" w:after="20"/>
+      </w:pPr>
+      <w:r>
+        <w:rPr>
+          <w:sz w:val="20"/>
+        </w:rPr>
+      </w:r>
+      <w:r>
+        <w:rPr>
+          <w:b/>
+          <w:sz w:val="20"/>
+        </w:rPr>
+        <w:t>Steps:</w:t>
+      </w:r>
+      <w:r>
+        <w:rPr>
+          <w:sz w:val="20"/>
+        </w:rPr>
+      </w:r>
+    </w:p>
+    <w:p>
+      <w:pPr>
+        <w:pStyle w:val="ListBullet"/>
+        <w:spacing w:before="20" w:after="20"/>
+        <w:ind w:left="283" w:hanging="170"/>
+      </w:pPr>
+      <w:r>
+        <w:rPr>
+          <w:sz w:val="20"/>
+        </w:rPr>
+        <w:t xml:space="preserve">Go to </w:t>
+      </w:r>
+      <w:r>
+        <w:rPr>
+          <w:b/>
+          <w:sz w:val="20"/>
+        </w:rPr>
+        <w:t>claude.ai</w:t>
+      </w:r>
+      <w:r>
+        <w:rPr>
+          <w:sz w:val="20"/>
+        </w:rPr>
+        <w:t xml:space="preserve"> and log in</w:t>
+      </w:r>
+    </w:p>
+    <w:p>
+      <w:pPr>
+        <w:pStyle w:val="ListBullet"/>
+        <w:spacing w:before="20" w:after="20"/>
+        <w:ind w:left="283" w:hanging="170"/>
+      </w:pPr>
+      <w:r>
+        <w:rPr>
+          <w:sz w:val="20"/>
+        </w:rPr>
+        <w:t xml:space="preserve">Click </w:t>
+      </w:r>
+      <w:r>
+        <w:rPr>
+          <w:b/>
+          <w:sz w:val="20"/>
+        </w:rPr>
+        <w:t>Settings</w:t>
+      </w:r>
+      <w:r>
+        <w:rPr>
+          <w:sz w:val="20"/>
+        </w:rPr>
+        <w:t xml:space="preserve"> (bottom-left of the screen)</w:t>
+      </w:r>
+    </w:p>
+    <w:p>
+      <w:pPr>
+        <w:pStyle w:val="ListBullet"/>
+        <w:spacing w:before="20" w:after="20"/>
+        <w:ind w:left="283" w:hanging="170"/>
+      </w:pPr>
+      <w:r>
+        <w:rPr>
+          <w:sz w:val="20"/>
+        </w:rPr>
+        <w:t xml:space="preserve">Click </w:t>
+      </w:r>
+      <w:r>
+        <w:rPr>
+          <w:b/>
+          <w:sz w:val="20"/>
+        </w:rPr>
+        <w:t>Integrations</w:t>
+      </w:r>
+      <w:r>
+        <w:rPr>
+          <w:sz w:val="20"/>
+        </w:rPr>
+        <w:t xml:space="preserve"> in the left menu</w:t>
+      </w:r>
+    </w:p>
+    <w:p>
+      <w:pPr>
+        <w:pStyle w:val="ListBullet"/>
+        <w:spacing w:before="20" w:after="20"/>
+        <w:ind w:left="283" w:hanging="170"/>
+      </w:pPr>
+      <w:r>
+        <w:rPr>
+          <w:sz w:val="20"/>
+        </w:rPr>
+        <w:t xml:space="preserve">Click </w:t>
+      </w:r>
+      <w:r>
+        <w:rPr>
+          <w:b/>
+          <w:sz w:val="20"/>
+        </w:rPr>
+        <w:t>Add integration</w:t>
+      </w:r>
+      <w:r>
+        <w:rPr>
+          <w:sz w:val="20"/>
+        </w:rPr>
+      </w:r>
+    </w:p>
+    <w:p>
+      <w:pPr>
+        <w:pStyle w:val="ListBullet"/>
+        <w:spacing w:before="20" w:after="20"/>
+        <w:ind w:left="283" w:hanging="170"/>
+      </w:pPr>
+      <w:r>
+        <w:rPr>
+          <w:sz w:val="20"/>
+        </w:rPr>
         <w:t>Fill in:</w:t>
       </w:r>
     </w:p>
@@ -2755,7 +3091,6 @@
         <w:rPr>
           <w:sz w:val="20"/>
         </w:rPr>
-        <w:t xml:space="preserve"> (or any name you prefer)</w:t>
       </w:r>
     </w:p>
     <w:p>
@@ -2780,7 +3115,7 @@
         <w:rPr>
           <w:sz w:val="20"/>
         </w:rPr>
-        <w:t xml:space="preserve"> the value of </w:t>
+        <w:t xml:space="preserve"> paste your </w:t>
       </w:r>
       <w:r>
         <w:rPr>
@@ -2788,121 +3123,6 @@
           <w:sz w:val="20"/>
         </w:rPr>
         <w:t>MCP Server URL</w:t>
-      </w:r>
-      <w:r>
-        <w:rPr>
-          <w:sz w:val="20"/>
-        </w:rPr>
-        <w:t xml:space="preserve"> (e.g. </w:t>
-      </w:r>
-      <w:r>
-        <w:rPr>
-          <w:rFonts w:ascii="Courier New" w:hAnsi="Courier New"/>
-          <w:color w:val="C0392B"/>
-          <w:sz w:val="18"/>
-        </w:rPr>
-        <w:t>https://yourodoo.com/mcp</w:t>
-      </w:r>
-      <w:r>
-        <w:rPr>
-          <w:sz w:val="20"/>
-        </w:rPr>
-        <w:t>)</w:t>
-      </w:r>
-    </w:p>
-    <w:p>
-      <w:pPr>
-        <w:pStyle w:val="ListBullet"/>
-        <w:spacing w:before="20" w:after="20"/>
-        <w:ind w:left="567" w:hanging="170"/>
-      </w:pPr>
-      <w:r>
-        <w:rPr>
-          <w:sz w:val="20"/>
-        </w:rPr>
-      </w:r>
-      <w:r>
-        <w:rPr>
-          <w:b/>
-          <w:sz w:val="20"/>
-        </w:rPr>
-        <w:t>Authentication:</w:t>
-      </w:r>
-      <w:r>
-        <w:rPr>
-          <w:sz w:val="20"/>
-        </w:rPr>
-        <w:t xml:space="preserve"> OAuth 2.0</w:t>
-      </w:r>
-    </w:p>
-    <w:p>
-      <w:pPr>
-        <w:pStyle w:val="ListBullet"/>
-        <w:spacing w:before="20" w:after="20"/>
-        <w:ind w:left="567" w:hanging="170"/>
-      </w:pPr>
-      <w:r>
-        <w:rPr>
-          <w:sz w:val="20"/>
-        </w:rPr>
-      </w:r>
-      <w:r>
-        <w:rPr>
-          <w:b/>
-          <w:sz w:val="20"/>
-        </w:rPr>
-        <w:t>Client ID:</w:t>
-      </w:r>
-      <w:r>
-        <w:rPr>
-          <w:sz w:val="20"/>
-        </w:rPr>
-        <w:t xml:space="preserve"> the value of </w:t>
-      </w:r>
-      <w:r>
-        <w:rPr>
-          <w:b/>
-          <w:sz w:val="20"/>
-        </w:rPr>
-        <w:t>OAuth Client ID</w:t>
-      </w:r>
-      <w:r>
-        <w:rPr>
-          <w:sz w:val="20"/>
-        </w:rPr>
-        <w:t xml:space="preserve"> (your DB name)</w:t>
-      </w:r>
-    </w:p>
-    <w:p>
-      <w:pPr>
-        <w:pStyle w:val="ListBullet"/>
-        <w:spacing w:before="20" w:after="20"/>
-        <w:ind w:left="567" w:hanging="170"/>
-      </w:pPr>
-      <w:r>
-        <w:rPr>
-          <w:sz w:val="20"/>
-        </w:rPr>
-      </w:r>
-      <w:r>
-        <w:rPr>
-          <w:b/>
-          <w:sz w:val="20"/>
-        </w:rPr>
-        <w:t>Client Secret:</w:t>
-      </w:r>
-      <w:r>
-        <w:rPr>
-          <w:sz w:val="20"/>
-        </w:rPr>
-        <w:t xml:space="preserve"> the value of </w:t>
-      </w:r>
-      <w:r>
-        <w:rPr>
-          <w:b/>
-          <w:sz w:val="20"/>
-        </w:rPr>
-        <w:t>MCP Token</w:t>
       </w:r>
       <w:r>
         <w:rPr>
@@ -2933,19 +3153,7 @@
         <w:rPr>
           <w:sz w:val="20"/>
         </w:rPr>
-        <w:t xml:space="preserve"> then </w:t>
-      </w:r>
-      <w:r>
-        <w:rPr>
-          <w:b/>
-          <w:sz w:val="20"/>
-        </w:rPr>
-        <w:t>Connect</w:t>
-      </w:r>
-      <w:r>
-        <w:rPr>
-          <w:sz w:val="20"/>
-        </w:rPr>
+        <w:t xml:space="preserve"> — the integration appears in the list</w:t>
       </w:r>
     </w:p>
     <w:p>
@@ -2958,7 +3166,152 @@
         <w:rPr>
           <w:sz w:val="20"/>
         </w:rPr>
-        <w:t>Authorise the connection when Odoo prompts you</w:t>
+        <w:t xml:space="preserve">In any chat, click the </w:t>
+      </w:r>
+      <w:r>
+        <w:rPr>
+          <w:b/>
+          <w:sz w:val="20"/>
+        </w:rPr>
+        <w:t>🔌 plug icon</w:t>
+      </w:r>
+      <w:r>
+        <w:rPr>
+          <w:sz w:val="20"/>
+        </w:rPr>
+        <w:t xml:space="preserve"> (bottom of the message box) → select </w:t>
+      </w:r>
+      <w:r>
+        <w:rPr>
+          <w:b/>
+          <w:sz w:val="20"/>
+        </w:rPr>
+        <w:t>Odoo Treasury</w:t>
+      </w:r>
+      <w:r>
+        <w:rPr>
+          <w:sz w:val="20"/>
+        </w:rPr>
+      </w:r>
+    </w:p>
+    <w:p>
+      <w:pPr>
+        <w:pStyle w:val="ListBullet"/>
+        <w:spacing w:before="20" w:after="20"/>
+        <w:ind w:left="283" w:hanging="170"/>
+      </w:pPr>
+      <w:r>
+        <w:rPr>
+          <w:sz w:val="20"/>
+        </w:rPr>
+        <w:t xml:space="preserve">Claude will ask you to connect — click </w:t>
+      </w:r>
+      <w:r>
+        <w:rPr>
+          <w:b/>
+          <w:sz w:val="20"/>
+        </w:rPr>
+        <w:t>Authorize</w:t>
+      </w:r>
+      <w:r>
+        <w:rPr>
+          <w:sz w:val="20"/>
+        </w:rPr>
+      </w:r>
+    </w:p>
+    <w:p>
+      <w:pPr>
+        <w:pStyle w:val="ListBullet"/>
+        <w:spacing w:before="20" w:after="20"/>
+        <w:ind w:left="283" w:hanging="170"/>
+      </w:pPr>
+      <w:r>
+        <w:rPr>
+          <w:sz w:val="20"/>
+        </w:rPr>
+        <w:t xml:space="preserve">Odoo opens briefly to confirm — click </w:t>
+      </w:r>
+      <w:r>
+        <w:rPr>
+          <w:b/>
+          <w:sz w:val="20"/>
+        </w:rPr>
+        <w:t>Allow</w:t>
+      </w:r>
+      <w:r>
+        <w:rPr>
+          <w:sz w:val="20"/>
+        </w:rPr>
+      </w:r>
+    </w:p>
+    <w:p>
+      <w:pPr>
+        <w:spacing w:before="20" w:after="20"/>
+      </w:pPr>
+      <w:r>
+        <w:rPr>
+          <w:sz w:val="20"/>
+        </w:rPr>
+        <w:t>Done. The 🔌 icon turns active. You can now ask Claude about your finances.</w:t>
+      </w:r>
+    </w:p>
+    <w:p>
+      <w:pPr>
+        <w:spacing w:before="60" w:after="60"/>
+        <w:ind w:left="454" w:right="283"/>
+        <w:shd w:val="clear" w:color="auto" w:fill="FFFDE7"/>
+      </w:pPr>
+      <w:r>
+        <w:rPr>
+          <w:i/>
+          <w:sz w:val="20"/>
+        </w:rPr>
+        <w:t xml:space="preserve">💡 </w:t>
+      </w:r>
+      <w:r>
+        <w:rPr>
+          <w:b/>
+          <w:i/>
+          <w:sz w:val="20"/>
+        </w:rPr>
+        <w:t>Tip:</w:t>
+      </w:r>
+      <w:r>
+        <w:rPr>
+          <w:i/>
+          <w:sz w:val="20"/>
+        </w:rPr>
+        <w:t xml:space="preserve"> If asked for Client ID or Client Secret during setup, enter the </w:t>
+      </w:r>
+      <w:r>
+        <w:rPr>
+          <w:b/>
+          <w:i/>
+          <w:sz w:val="20"/>
+        </w:rPr>
+        <w:t>OAuth Client ID</w:t>
+      </w:r>
+      <w:r>
+        <w:rPr>
+          <w:i/>
+          <w:sz w:val="20"/>
+        </w:rPr>
+        <w:t xml:space="preserve"> and </w:t>
+      </w:r>
+      <w:r>
+        <w:rPr>
+          <w:b/>
+          <w:i/>
+          <w:sz w:val="20"/>
+        </w:rPr>
+        <w:t>MCP Token</w:t>
+      </w:r>
+      <w:r>
+        <w:rPr>
+          <w:i/>
+          <w:sz w:val="20"/>
+        </w:rPr>
+        <w:t xml:space="preserve"> values from step 4 respectively.</w:t>
       </w:r>
     </w:p>
     <w:p>
@@ -4579,6 +4932,627 @@
           <w:sz w:val="20"/>
         </w:rPr>
         <w:t>You will receive the response on WhatsApp within seconds.</w:t>
+      </w:r>
+    </w:p>
+    <w:p>
+      <w:pPr>
+        <w:spacing w:before="60" w:after="60"/>
+        <w:ind w:left="454" w:right="283"/>
+        <w:shd w:val="clear" w:color="auto" w:fill="FFFDE7"/>
+      </w:pPr>
+      <w:r>
+        <w:rPr>
+          <w:i/>
+          <w:sz w:val="20"/>
+        </w:rPr>
+        <w:t xml:space="preserve">⚠️ </w:t>
+      </w:r>
+      <w:r>
+        <w:rPr>
+          <w:b/>
+          <w:i/>
+          <w:sz w:val="20"/>
+        </w:rPr>
+        <w:t>WhatsApp response time:</w:t>
+      </w:r>
+      <w:r>
+        <w:rPr>
+          <w:i/>
+          <w:sz w:val="20"/>
+        </w:rPr>
+        <w:t xml:space="preserve"> The first message after a period of inactivity may take up to 60 seconds. You will receive a "⏳ Processing..." reply immediately, and the actual answer arrives as a separate WhatsApp message shortly after.</w:t>
+      </w:r>
+    </w:p>
+    <w:p>
+      <w:pPr>
+        <w:spacing w:before="60" w:after="60"/>
+        <w:ind w:left="454" w:right="283"/>
+        <w:shd w:val="clear" w:color="auto" w:fill="FFFDE7"/>
+      </w:pPr>
+      <w:r>
+        <w:rPr>
+          <w:i/>
+          <w:sz w:val="20"/>
+        </w:rPr>
+        <w:t xml:space="preserve">⚠️ </w:t>
+      </w:r>
+      <w:r>
+        <w:rPr>
+          <w:b/>
+          <w:i/>
+          <w:sz w:val="20"/>
+        </w:rPr>
+        <w:t>Sandbox expiry:</w:t>
+      </w:r>
+      <w:r>
+        <w:rPr>
+          <w:i/>
+          <w:sz w:val="20"/>
+        </w:rPr>
+        <w:t xml:space="preserve"> The Twilio WhatsApp sandbox connection expires every 72 hours. If WhatsApp stops responding, re-send the join code (e.g. </w:t>
+      </w:r>
+      <w:r>
+        <w:rPr>
+          <w:rFonts w:ascii="Courier New" w:hAnsi="Courier New"/>
+          <w:i/>
+          <w:color w:val="C0392B"/>
+          <w:sz w:val="20"/>
+        </w:rPr>
+        <w:t>join bright-flower</w:t>
+      </w:r>
+      <w:r>
+        <w:rPr>
+          <w:i/>
+          <w:sz w:val="20"/>
+        </w:rPr>
+        <w:t>) to the Twilio sandbox number from your WhatsApp to reconnect.</w:t>
+      </w:r>
+    </w:p>
+    <w:p>
+      <w:pPr>
+        <w:spacing w:before="200" w:after="80"/>
+      </w:pPr>
+      <w:r>
+        <w:rPr>
+          <w:b/>
+          <w:color w:val="2E6DA4"/>
+          <w:sz w:val="26"/>
+        </w:rPr>
+        <w:t>8b. Free Trial &amp; Your Own Anthropic API Key</w:t>
+      </w:r>
+    </w:p>
+    <w:p>
+      <w:pPr>
+        <w:spacing w:before="160" w:after="60"/>
+      </w:pPr>
+      <w:r>
+        <w:rPr>
+          <w:b/>
+          <w:color w:val="444444"/>
+          <w:sz w:val="22"/>
+        </w:rPr>
+        <w:t>Free trial</w:t>
+      </w:r>
+    </w:p>
+    <w:p>
+      <w:pPr>
+        <w:spacing w:before="20" w:after="20"/>
+      </w:pPr>
+      <w:r>
+        <w:rPr>
+          <w:sz w:val="20"/>
+        </w:rPr>
+        <w:t xml:space="preserve">Every new installation of IA Treasury Control includes a </w:t>
+      </w:r>
+      <w:r>
+        <w:rPr>
+          <w:b/>
+          <w:sz w:val="20"/>
+        </w:rPr>
+        <w:t>free trial of up to 5 € of AI usage</w:t>
+      </w:r>
+      <w:r>
+        <w:rPr>
+          <w:sz w:val="20"/>
+        </w:rPr>
+        <w:t xml:space="preserve"> on Uniasser's Anthropic account. During the trial:</w:t>
+      </w:r>
+    </w:p>
+    <w:p>
+      <w:pPr>
+        <w:pStyle w:val="ListBullet"/>
+        <w:spacing w:before="20" w:after="20"/>
+        <w:ind w:left="283" w:hanging="170"/>
+      </w:pPr>
+      <w:r>
+        <w:rPr>
+          <w:sz w:val="20"/>
+        </w:rPr>
+        <w:t xml:space="preserve">You do </w:t>
+      </w:r>
+      <w:r>
+        <w:rPr>
+          <w:b/>
+          <w:sz w:val="20"/>
+        </w:rPr>
+        <w:t>not</w:t>
+      </w:r>
+      <w:r>
+        <w:rPr>
+          <w:sz w:val="20"/>
+        </w:rPr>
+        <w:t xml:space="preserve"> need an Anthropic account or API key</w:t>
+      </w:r>
+    </w:p>
+    <w:p>
+      <w:pPr>
+        <w:pStyle w:val="ListBullet"/>
+        <w:spacing w:before="20" w:after="20"/>
+        <w:ind w:left="283" w:hanging="170"/>
+      </w:pPr>
+      <w:r>
+        <w:rPr>
+          <w:sz w:val="20"/>
+        </w:rPr>
+        <w:t xml:space="preserve">Leave the </w:t>
+      </w:r>
+      <w:r>
+        <w:rPr>
+          <w:b/>
+          <w:sz w:val="20"/>
+        </w:rPr>
+        <w:t>Anthropic API Key</w:t>
+      </w:r>
+      <w:r>
+        <w:rPr>
+          <w:sz w:val="20"/>
+        </w:rPr>
+        <w:t xml:space="preserve"> field in Settings completely blank</w:t>
+      </w:r>
+    </w:p>
+    <w:p>
+      <w:pPr>
+        <w:pStyle w:val="ListBullet"/>
+        <w:spacing w:before="20" w:after="20"/>
+        <w:ind w:left="283" w:hanging="170"/>
+      </w:pPr>
+      <w:r>
+        <w:rPr>
+          <w:sz w:val="20"/>
+        </w:rPr>
+        <w:t>All AI queries (Claude via MCP, WhatsApp bot) are handled automatically</w:t>
+      </w:r>
+    </w:p>
+    <w:p>
+      <w:pPr>
+        <w:spacing w:before="20" w:after="20"/>
+      </w:pPr>
+      <w:r>
+        <w:rPr>
+          <w:sz w:val="20"/>
+        </w:rPr>
+        <w:t>When the free trial credit is exhausted, your queries will return a message explaining that the trial has ended and inviting you to add your own key.</w:t>
+      </w:r>
+    </w:p>
+    <w:p>
+      <w:pPr>
+        <w:spacing w:before="160" w:after="60"/>
+      </w:pPr>
+      <w:r>
+        <w:rPr>
+          <w:b/>
+          <w:color w:val="444444"/>
+          <w:sz w:val="22"/>
+        </w:rPr>
+        <w:t>Getting your own Anthropic API key</w:t>
+      </w:r>
+    </w:p>
+    <w:p>
+      <w:pPr>
+        <w:spacing w:before="20" w:after="20"/>
+      </w:pPr>
+      <w:r>
+        <w:rPr>
+          <w:sz w:val="20"/>
+        </w:rPr>
+        <w:t>To continue using IA Treasury Control without limits, get your own Anthropic API key:</w:t>
+      </w:r>
+    </w:p>
+    <w:p>
+      <w:pPr>
+        <w:pStyle w:val="ListBullet"/>
+        <w:spacing w:before="20" w:after="20"/>
+        <w:ind w:left="283" w:hanging="170"/>
+      </w:pPr>
+      <w:r>
+        <w:rPr>
+          <w:sz w:val="20"/>
+        </w:rPr>
+        <w:t xml:space="preserve">Go to </w:t>
+      </w:r>
+      <w:r>
+        <w:rPr>
+          <w:b/>
+          <w:sz w:val="20"/>
+        </w:rPr>
+        <w:t>console.anthropic.com</w:t>
+      </w:r>
+      <w:r>
+        <w:rPr>
+          <w:sz w:val="20"/>
+        </w:rPr>
+      </w:r>
+    </w:p>
+    <w:p>
+      <w:pPr>
+        <w:pStyle w:val="ListBullet"/>
+        <w:spacing w:before="20" w:after="20"/>
+        <w:ind w:left="283" w:hanging="170"/>
+      </w:pPr>
+      <w:r>
+        <w:rPr>
+          <w:sz w:val="20"/>
+        </w:rPr>
+        <w:t xml:space="preserve">Click </w:t>
+      </w:r>
+      <w:r>
+        <w:rPr>
+          <w:b/>
+          <w:sz w:val="20"/>
+        </w:rPr>
+        <w:t>Sign up</w:t>
+      </w:r>
+      <w:r>
+        <w:rPr>
+          <w:sz w:val="20"/>
+        </w:rPr>
+        <w:t xml:space="preserve"> (free account — no credit card required to sign up)</w:t>
+      </w:r>
+    </w:p>
+    <w:p>
+      <w:pPr>
+        <w:pStyle w:val="ListBullet"/>
+        <w:spacing w:before="20" w:after="20"/>
+        <w:ind w:left="283" w:hanging="170"/>
+      </w:pPr>
+      <w:r>
+        <w:rPr>
+          <w:sz w:val="20"/>
+        </w:rPr>
+        <w:t xml:space="preserve">Once logged in, go to </w:t>
+      </w:r>
+      <w:r>
+        <w:rPr>
+          <w:b/>
+          <w:sz w:val="20"/>
+        </w:rPr>
+        <w:t>API Keys</w:t>
+      </w:r>
+      <w:r>
+        <w:rPr>
+          <w:sz w:val="20"/>
+        </w:rPr>
+        <w:t xml:space="preserve"> in the left menu</w:t>
+      </w:r>
+    </w:p>
+    <w:p>
+      <w:pPr>
+        <w:pStyle w:val="ListBullet"/>
+        <w:spacing w:before="20" w:after="20"/>
+        <w:ind w:left="283" w:hanging="170"/>
+      </w:pPr>
+      <w:r>
+        <w:rPr>
+          <w:sz w:val="20"/>
+        </w:rPr>
+        <w:t xml:space="preserve">Click </w:t>
+      </w:r>
+      <w:r>
+        <w:rPr>
+          <w:b/>
+          <w:sz w:val="20"/>
+        </w:rPr>
+        <w:t>Create Key</w:t>
+      </w:r>
+      <w:r>
+        <w:rPr>
+          <w:sz w:val="20"/>
+        </w:rPr>
+      </w:r>
+    </w:p>
+    <w:p>
+      <w:pPr>
+        <w:pStyle w:val="ListBullet"/>
+        <w:spacing w:before="20" w:after="20"/>
+        <w:ind w:left="283" w:hanging="170"/>
+      </w:pPr>
+      <w:r>
+        <w:rPr>
+          <w:sz w:val="20"/>
+        </w:rPr>
+        <w:t xml:space="preserve">Give it a name like </w:t>
+      </w:r>
+      <w:r>
+        <w:rPr>
+          <w:rFonts w:ascii="Courier New" w:hAnsi="Courier New"/>
+          <w:color w:val="C0392B"/>
+          <w:sz w:val="18"/>
+        </w:rPr>
+        <w:t>Odoo Treasury</w:t>
+      </w:r>
+      <w:r>
+        <w:rPr>
+          <w:sz w:val="20"/>
+        </w:rPr>
+      </w:r>
+    </w:p>
+    <w:p>
+      <w:pPr>
+        <w:pStyle w:val="ListBullet"/>
+        <w:spacing w:before="20" w:after="20"/>
+        <w:ind w:left="283" w:hanging="170"/>
+      </w:pPr>
+      <w:r>
+        <w:rPr>
+          <w:sz w:val="20"/>
+        </w:rPr>
+        <w:t xml:space="preserve">Copy the key immediately — it starts with </w:t>
+      </w:r>
+      <w:r>
+        <w:rPr>
+          <w:rFonts w:ascii="Courier New" w:hAnsi="Courier New"/>
+          <w:color w:val="C0392B"/>
+          <w:sz w:val="18"/>
+        </w:rPr>
+        <w:t>sk-ant-...</w:t>
+      </w:r>
+      <w:r>
+        <w:rPr>
+          <w:sz w:val="20"/>
+        </w:rPr>
+        <w:t xml:space="preserve"> and is shown </w:t>
+      </w:r>
+      <w:r>
+        <w:rPr>
+          <w:b/>
+          <w:sz w:val="20"/>
+        </w:rPr>
+        <w:t>only once</w:t>
+      </w:r>
+      <w:r>
+        <w:rPr>
+          <w:sz w:val="20"/>
+        </w:rPr>
+      </w:r>
+    </w:p>
+    <w:p>
+      <w:pPr>
+        <w:pStyle w:val="ListBullet"/>
+        <w:spacing w:before="20" w:after="20"/>
+        <w:ind w:left="283" w:hanging="170"/>
+      </w:pPr>
+      <w:r>
+        <w:rPr>
+          <w:sz w:val="20"/>
+        </w:rPr>
+        <w:t xml:space="preserve">In Odoo: go to </w:t>
+      </w:r>
+      <w:r>
+        <w:rPr>
+          <w:b/>
+          <w:sz w:val="20"/>
+        </w:rPr>
+        <w:t>Settings → IA Treasury Control</w:t>
+      </w:r>
+      <w:r>
+        <w:rPr>
+          <w:sz w:val="20"/>
+        </w:rPr>
+      </w:r>
+    </w:p>
+    <w:p>
+      <w:pPr>
+        <w:pStyle w:val="ListBullet"/>
+        <w:spacing w:before="20" w:after="20"/>
+        <w:ind w:left="283" w:hanging="170"/>
+      </w:pPr>
+      <w:r>
+        <w:rPr>
+          <w:sz w:val="20"/>
+        </w:rPr>
+        <w:t xml:space="preserve">Paste the key in the </w:t>
+      </w:r>
+      <w:r>
+        <w:rPr>
+          <w:b/>
+          <w:sz w:val="20"/>
+        </w:rPr>
+        <w:t>Anthropic API Key</w:t>
+      </w:r>
+      <w:r>
+        <w:rPr>
+          <w:sz w:val="20"/>
+        </w:rPr>
+        <w:t xml:space="preserve"> field</w:t>
+      </w:r>
+    </w:p>
+    <w:p>
+      <w:pPr>
+        <w:pStyle w:val="ListBullet"/>
+        <w:spacing w:before="20" w:after="20"/>
+        <w:ind w:left="283" w:hanging="170"/>
+      </w:pPr>
+      <w:r>
+        <w:rPr>
+          <w:sz w:val="20"/>
+        </w:rPr>
+        <w:t xml:space="preserve">Click </w:t>
+      </w:r>
+      <w:r>
+        <w:rPr>
+          <w:b/>
+          <w:sz w:val="20"/>
+        </w:rPr>
+        <w:t>Save</w:t>
+      </w:r>
+      <w:r>
+        <w:rPr>
+          <w:sz w:val="20"/>
+        </w:rPr>
+      </w:r>
+    </w:p>
+    <w:p>
+      <w:pPr>
+        <w:spacing w:before="60" w:after="60"/>
+        <w:ind w:left="454" w:right="283"/>
+        <w:shd w:val="clear" w:color="auto" w:fill="FFFDE7"/>
+      </w:pPr>
+      <w:r>
+        <w:rPr>
+          <w:i/>
+          <w:sz w:val="20"/>
+        </w:rPr>
+        <w:t xml:space="preserve">⚠️ </w:t>
+      </w:r>
+      <w:r>
+        <w:rPr>
+          <w:b/>
+          <w:i/>
+          <w:sz w:val="20"/>
+        </w:rPr>
+        <w:t>Do not lose your key.</w:t>
+      </w:r>
+      <w:r>
+        <w:rPr>
+          <w:i/>
+          <w:sz w:val="20"/>
+        </w:rPr>
+        <w:t xml:space="preserve"> Anthropic shows it only when first created. If you lose it, generate a new one and update the Settings field.</w:t>
+      </w:r>
+    </w:p>
+    <w:p>
+      <w:pPr>
+        <w:spacing w:before="160" w:after="60"/>
+      </w:pPr>
+      <w:r>
+        <w:rPr>
+          <w:b/>
+          <w:color w:val="444444"/>
+          <w:sz w:val="22"/>
+        </w:rPr>
+        <w:t>Anthropic pricing</w:t>
+      </w:r>
+    </w:p>
+    <w:p>
+      <w:pPr>
+        <w:spacing w:before="20" w:after="20"/>
+      </w:pPr>
+      <w:r>
+        <w:rPr>
+          <w:sz w:val="20"/>
+        </w:rPr>
+        <w:t>Anthropic charges per use (pay-as-you-go, no monthly subscription required):</w:t>
+      </w:r>
+    </w:p>
+    <w:p>
+      <w:pPr>
+        <w:pStyle w:val="ListBullet"/>
+        <w:spacing w:before="20" w:after="20"/>
+        <w:ind w:left="283" w:hanging="170"/>
+      </w:pPr>
+      <w:r>
+        <w:rPr>
+          <w:sz w:val="20"/>
+        </w:rPr>
+      </w:r>
+      <w:r>
+        <w:rPr>
+          <w:b/>
+          <w:sz w:val="20"/>
+        </w:rPr>
+        <w:t>Typical business use:</w:t>
+      </w:r>
+      <w:r>
+        <w:rPr>
+          <w:sz w:val="20"/>
+        </w:rPr>
+        <w:t xml:space="preserve"> €5–15 per month depending on query volume</w:t>
+      </w:r>
+    </w:p>
+    <w:p>
+      <w:pPr>
+        <w:pStyle w:val="ListBullet"/>
+        <w:spacing w:before="20" w:after="20"/>
+        <w:ind w:left="283" w:hanging="170"/>
+      </w:pPr>
+      <w:r>
+        <w:rPr>
+          <w:sz w:val="20"/>
+        </w:rPr>
+        <w:t>You can set spending limits in the Anthropic console to avoid surprises</w:t>
+      </w:r>
+    </w:p>
+    <w:p>
+      <w:pPr>
+        <w:pStyle w:val="ListBullet"/>
+        <w:spacing w:before="20" w:after="20"/>
+        <w:ind w:left="283" w:hanging="170"/>
+      </w:pPr>
+      <w:r>
+        <w:rPr>
+          <w:sz w:val="20"/>
+        </w:rPr>
+        <w:t>Billing dashboard: console.anthropic.com/settings/billing</w:t>
+      </w:r>
+    </w:p>
+    <w:p>
+      <w:pPr>
+        <w:spacing w:before="160" w:after="60"/>
+      </w:pPr>
+      <w:r>
+        <w:rPr>
+          <w:b/>
+          <w:color w:val="444444"/>
+          <w:sz w:val="22"/>
+        </w:rPr>
+        <w:t>If your key is invalid or expired</w:t>
+      </w:r>
+    </w:p>
+    <w:p>
+      <w:pPr>
+        <w:spacing w:before="20" w:after="20"/>
+      </w:pPr>
+      <w:r>
+        <w:rPr>
+          <w:sz w:val="20"/>
+        </w:rPr>
+        <w:t xml:space="preserve">Go to </w:t>
+      </w:r>
+      <w:r>
+        <w:rPr>
+          <w:b/>
+          <w:sz w:val="20"/>
+        </w:rPr>
+        <w:t>Settings → IA Treasury Control → Anthropic API Key</w:t>
+      </w:r>
+      <w:r>
+        <w:rPr>
+          <w:sz w:val="20"/>
+        </w:rPr>
+        <w:t xml:space="preserve">, clear the field, and click </w:t>
+      </w:r>
+      <w:r>
+        <w:rPr>
+          <w:b/>
+          <w:sz w:val="20"/>
+        </w:rPr>
+        <w:t>Save</w:t>
+      </w:r>
+      <w:r>
+        <w:rPr>
+          <w:sz w:val="20"/>
+        </w:rPr>
+        <w:t>. The system will fall back to Uniasser's shared account (or the free trial if still active). Then generate a new key from console.anthropic.com and paste it in.</w:t>
       </w:r>
     </w:p>
     <w:p>
@@ -9388,7 +10362,7 @@
                 <w:color w:val="FFFFFF"/>
                 <w:sz w:val="18"/>
               </w:rPr>
-              <w:t>Error</w:t>
+              <w:t>Error / Symptom</w:t>
             </w:r>
           </w:p>
         </w:tc>
@@ -9486,7 +10460,7 @@
               <w:rPr>
                 <w:sz w:val="18"/>
               </w:rPr>
-              <w:t>Wrong key format or no internet</w:t>
+              <w:t>License key wrong format or not yet validated</w:t>
             </w:r>
           </w:p>
         </w:tc>
@@ -9509,7 +10483,7 @@
               <w:rPr>
                 <w:sz w:val="18"/>
               </w:rPr>
-              <w:t xml:space="preserve">Check key format </w:t>
+              <w:t xml:space="preserve">Check key format is </w:t>
             </w:r>
             <w:r>
               <w:rPr>
@@ -9523,20 +10497,20 @@
               <w:rPr>
                 <w:sz w:val="18"/>
               </w:rPr>
-              <w:t xml:space="preserve">; ensure Odoo reaches </w:t>
+              <w:t xml:space="preserve"> → click </w:t>
             </w:r>
             <w:r>
               <w:rPr>
-                <w:rFonts w:ascii="Courier New" w:hAnsi="Courier New"/>
-                <w:color w:val="C0392B"/>
+                <w:b/>
                 <w:sz w:val="18"/>
               </w:rPr>
-              <w:t>apps.uniasser.net</w:t>
+              <w:t>Validate license</w:t>
             </w:r>
             <w:r>
               <w:rPr>
                 <w:sz w:val="18"/>
               </w:rPr>
+              <w:t xml:space="preserve"> in Settings</w:t>
             </w:r>
           </w:p>
         </w:tc>
@@ -9561,7 +10535,7 @@
               <w:rPr>
                 <w:sz w:val="18"/>
               </w:rPr>
-              <w:t>"Authentication failed"</w:t>
+              <w:t>"401 invalid x-api-key"</w:t>
             </w:r>
           </w:p>
         </w:tc>
@@ -9584,7 +10558,7 @@
               <w:rPr>
                 <w:sz w:val="18"/>
               </w:rPr>
-              <w:t>Wrong login or API key</w:t>
+              <w:t>Anthropic API key is invalid or expired</w:t>
             </w:r>
           </w:p>
         </w:tc>
@@ -9607,7 +10581,20 @@
               <w:rPr>
                 <w:sz w:val="18"/>
               </w:rPr>
-              <w:t>Use the exact email (not display name); regenerate the API key on this instance</w:t>
+              <w:t xml:space="preserve">Go to </w:t>
+            </w:r>
+            <w:r>
+              <w:rPr>
+                <w:b/>
+                <w:sz w:val="18"/>
+              </w:rPr>
+              <w:t>Settings → IA Treasury Control → Anthropic API Key</w:t>
+            </w:r>
+            <w:r>
+              <w:rPr>
+                <w:sz w:val="18"/>
+              </w:rPr>
+              <w:t xml:space="preserve"> → clear the field → Save. This restores the free trial (or Uniasser shared key). Or paste a valid key from console.anthropic.com</w:t>
             </w:r>
           </w:p>
         </w:tc>
@@ -9632,6 +10619,90 @@
               <w:rPr>
                 <w:sz w:val="18"/>
               </w:rPr>
+              <w:t>"Authentication failed" (MCP)</w:t>
+            </w:r>
+          </w:p>
+        </w:tc>
+        <w:tc>
+          <w:tcPr>
+            <w:tcW w:type="dxa" w:w="3324"/>
+            <w:shd w:val="clear" w:color="auto" w:fill="FFFFFF"/>
+            <w:tcBorders>
+              <w:top w:val="single" w:sz="4" w:space="0" w:color="CCCCCC"/>
+              <w:bottom w:val="single" w:sz="4" w:space="0" w:color="CCCCCC"/>
+              <w:left w:val="single" w:sz="4" w:space="0" w:color="CCCCCC"/>
+              <w:right w:val="single" w:sz="4" w:space="0" w:color="CCCCCC"/>
+            </w:tcBorders>
+          </w:tcPr>
+          <w:p>
+            <w:pPr>
+              <w:jc w:val="left"/>
+            </w:pPr>
+            <w:r>
+              <w:rPr>
+                <w:sz w:val="18"/>
+              </w:rPr>
+              <w:t>Wrong login or API key</w:t>
+            </w:r>
+          </w:p>
+        </w:tc>
+        <w:tc>
+          <w:tcPr>
+            <w:tcW w:type="dxa" w:w="3324"/>
+            <w:shd w:val="clear" w:color="auto" w:fill="FFFFFF"/>
+            <w:tcBorders>
+              <w:top w:val="single" w:sz="4" w:space="0" w:color="CCCCCC"/>
+              <w:bottom w:val="single" w:sz="4" w:space="0" w:color="CCCCCC"/>
+              <w:left w:val="single" w:sz="4" w:space="0" w:color="CCCCCC"/>
+              <w:right w:val="single" w:sz="4" w:space="0" w:color="CCCCCC"/>
+            </w:tcBorders>
+          </w:tcPr>
+          <w:p>
+            <w:pPr>
+              <w:jc w:val="left"/>
+            </w:pPr>
+            <w:r>
+              <w:rPr>
+                <w:sz w:val="18"/>
+              </w:rPr>
+              <w:t xml:space="preserve">Use the exact Odoo user email; click </w:t>
+            </w:r>
+            <w:r>
+              <w:rPr>
+                <w:b/>
+                <w:sz w:val="18"/>
+              </w:rPr>
+              <w:t>Generate API Key automatically</w:t>
+            </w:r>
+            <w:r>
+              <w:rPr>
+                <w:sz w:val="18"/>
+              </w:rPr>
+              <w:t xml:space="preserve"> again</w:t>
+            </w:r>
+          </w:p>
+        </w:tc>
+      </w:tr>
+      <w:tr>
+        <w:tc>
+          <w:tcPr>
+            <w:tcW w:type="dxa" w:w="3324"/>
+            <w:shd w:val="clear" w:color="auto" w:fill="EBF5FB"/>
+            <w:tcBorders>
+              <w:top w:val="single" w:sz="4" w:space="0" w:color="CCCCCC"/>
+              <w:bottom w:val="single" w:sz="4" w:space="0" w:color="CCCCCC"/>
+              <w:left w:val="single" w:sz="4" w:space="0" w:color="CCCCCC"/>
+              <w:right w:val="single" w:sz="4" w:space="0" w:color="CCCCCC"/>
+            </w:tcBorders>
+          </w:tcPr>
+          <w:p>
+            <w:pPr>
+              <w:jc w:val="left"/>
+            </w:pPr>
+            <w:r>
+              <w:rPr>
+                <w:sz w:val="18"/>
+              </w:rPr>
               <w:t>"301 Moved Permanently"</w:t>
             </w:r>
           </w:p>
@@ -9639,7 +10710,7 @@
         <w:tc>
           <w:tcPr>
             <w:tcW w:type="dxa" w:w="3324"/>
-            <w:shd w:val="clear" w:color="auto" w:fill="FFFFFF"/>
+            <w:shd w:val="clear" w:color="auto" w:fill="EBF5FB"/>
             <w:tcBorders>
               <w:top w:val="single" w:sz="4" w:space="0" w:color="CCCCCC"/>
               <w:bottom w:val="single" w:sz="4" w:space="0" w:color="CCCCCC"/>
@@ -9675,7 +10746,7 @@
         <w:tc>
           <w:tcPr>
             <w:tcW w:type="dxa" w:w="3324"/>
-            <w:shd w:val="clear" w:color="auto" w:fill="FFFFFF"/>
+            <w:shd w:val="clear" w:color="auto" w:fill="EBF5FB"/>
             <w:tcBorders>
               <w:top w:val="single" w:sz="4" w:space="0" w:color="CCCCCC"/>
               <w:bottom w:val="single" w:sz="4" w:space="0" w:color="CCCCCC"/>
@@ -9719,7 +10790,19 @@
               <w:rPr>
                 <w:sz w:val="18"/>
               </w:rPr>
-              <w:t xml:space="preserve"> in Settings → Technical → System Parameters</w:t>
+              <w:t xml:space="preserve"> in </w:t>
+            </w:r>
+            <w:r>
+              <w:rPr>
+                <w:b/>
+                <w:sz w:val="18"/>
+              </w:rPr>
+              <w:t>Settings → Technical → System Parameters</w:t>
+            </w:r>
+            <w:r>
+              <w:rPr>
+                <w:sz w:val="18"/>
+              </w:rPr>
             </w:r>
           </w:p>
         </w:tc>
@@ -9728,7 +10811,7 @@
         <w:tc>
           <w:tcPr>
             <w:tcW w:type="dxa" w:w="3324"/>
-            <w:shd w:val="clear" w:color="auto" w:fill="EBF5FB"/>
+            <w:shd w:val="clear" w:color="auto" w:fill="FFFFFF"/>
             <w:tcBorders>
               <w:top w:val="single" w:sz="4" w:space="0" w:color="CCCCCC"/>
               <w:bottom w:val="single" w:sz="4" w:space="0" w:color="CCCCCC"/>
@@ -9751,7 +10834,7 @@
         <w:tc>
           <w:tcPr>
             <w:tcW w:type="dxa" w:w="3324"/>
-            <w:shd w:val="clear" w:color="auto" w:fill="EBF5FB"/>
+            <w:shd w:val="clear" w:color="auto" w:fill="FFFFFF"/>
             <w:tcBorders>
               <w:top w:val="single" w:sz="4" w:space="0" w:color="CCCCCC"/>
               <w:bottom w:val="single" w:sz="4" w:space="0" w:color="CCCCCC"/>
@@ -9787,7 +10870,7 @@
         <w:tc>
           <w:tcPr>
             <w:tcW w:type="dxa" w:w="3324"/>
-            <w:shd w:val="clear" w:color="auto" w:fill="EBF5FB"/>
+            <w:shd w:val="clear" w:color="auto" w:fill="FFFFFF"/>
             <w:tcBorders>
               <w:top w:val="single" w:sz="4" w:space="0" w:color="CCCCCC"/>
               <w:bottom w:val="single" w:sz="4" w:space="0" w:color="CCCCCC"/>
@@ -9803,7 +10886,21 @@
               <w:rPr>
                 <w:sz w:val="18"/>
               </w:rPr>
-              <w:t xml:space="preserve">Remove from </w:t>
+              <w:t xml:space="preserve">Remove </w:t>
+            </w:r>
+            <w:r>
+              <w:rPr>
+                <w:rFonts w:ascii="Courier New" w:hAnsi="Courier New"/>
+                <w:color w:val="C0392B"/>
+                <w:sz w:val="18"/>
+              </w:rPr>
+              <w:t>ia_agents_treasury_control</w:t>
+            </w:r>
+            <w:r>
+              <w:rPr>
+                <w:sz w:val="18"/>
+              </w:rPr>
+              <w:t xml:space="preserve"> from </w:t>
             </w:r>
             <w:r>
               <w:rPr>
@@ -9831,7 +10928,90 @@
               <w:rPr>
                 <w:sz w:val="18"/>
               </w:rPr>
-              <w:t>, restart Odoo</w:t>
+              <w:t>, then restart Odoo</w:t>
+            </w:r>
+          </w:p>
+        </w:tc>
+      </w:tr>
+      <w:tr>
+        <w:tc>
+          <w:tcPr>
+            <w:tcW w:type="dxa" w:w="3324"/>
+            <w:shd w:val="clear" w:color="auto" w:fill="EBF5FB"/>
+            <w:tcBorders>
+              <w:top w:val="single" w:sz="4" w:space="0" w:color="CCCCCC"/>
+              <w:bottom w:val="single" w:sz="4" w:space="0" w:color="CCCCCC"/>
+              <w:left w:val="single" w:sz="4" w:space="0" w:color="CCCCCC"/>
+              <w:right w:val="single" w:sz="4" w:space="0" w:color="CCCCCC"/>
+            </w:tcBorders>
+          </w:tcPr>
+          <w:p>
+            <w:pPr>
+              <w:jc w:val="left"/>
+            </w:pPr>
+            <w:r>
+              <w:rPr>
+                <w:sz w:val="18"/>
+              </w:rPr>
+              <w:t>Section not shown in Settings</w:t>
+            </w:r>
+          </w:p>
+        </w:tc>
+        <w:tc>
+          <w:tcPr>
+            <w:tcW w:type="dxa" w:w="3324"/>
+            <w:shd w:val="clear" w:color="auto" w:fill="EBF5FB"/>
+            <w:tcBorders>
+              <w:top w:val="single" w:sz="4" w:space="0" w:color="CCCCCC"/>
+              <w:bottom w:val="single" w:sz="4" w:space="0" w:color="CCCCCC"/>
+              <w:left w:val="single" w:sz="4" w:space="0" w:color="CCCCCC"/>
+              <w:right w:val="single" w:sz="4" w:space="0" w:color="CCCCCC"/>
+            </w:tcBorders>
+          </w:tcPr>
+          <w:p>
+            <w:pPr>
+              <w:jc w:val="left"/>
+            </w:pPr>
+            <w:r>
+              <w:rPr>
+                <w:sz w:val="18"/>
+              </w:rPr>
+              <w:t>Developer mode is off</w:t>
+            </w:r>
+          </w:p>
+        </w:tc>
+        <w:tc>
+          <w:tcPr>
+            <w:tcW w:type="dxa" w:w="3324"/>
+            <w:shd w:val="clear" w:color="auto" w:fill="EBF5FB"/>
+            <w:tcBorders>
+              <w:top w:val="single" w:sz="4" w:space="0" w:color="CCCCCC"/>
+              <w:bottom w:val="single" w:sz="4" w:space="0" w:color="CCCCCC"/>
+              <w:left w:val="single" w:sz="4" w:space="0" w:color="CCCCCC"/>
+              <w:right w:val="single" w:sz="4" w:space="0" w:color="CCCCCC"/>
+            </w:tcBorders>
+          </w:tcPr>
+          <w:p>
+            <w:pPr>
+              <w:jc w:val="left"/>
+            </w:pPr>
+            <w:r>
+              <w:rPr>
+                <w:sz w:val="18"/>
+              </w:rPr>
+              <w:t xml:space="preserve">Enable: </w:t>
+            </w:r>
+            <w:r>
+              <w:rPr>
+                <w:b/>
+                <w:sz w:val="18"/>
+              </w:rPr>
+              <w:t>Settings → bottom of page → Activate developer mode</w:t>
+            </w:r>
+            <w:r>
+              <w:rPr>
+                <w:sz w:val="18"/>
+              </w:rPr>
             </w:r>
           </w:p>
         </w:tc>
@@ -9856,7 +11036,7 @@
               <w:rPr>
                 <w:sz w:val="18"/>
               </w:rPr>
-              <w:t>Section not shown in Settings</w:t>
+              <w:t>WhatsApp does not reply</w:t>
             </w:r>
           </w:p>
         </w:tc>
@@ -9879,7 +11059,7 @@
               <w:rPr>
                 <w:sz w:val="18"/>
               </w:rPr>
-              <w:t>Developer mode off</w:t>
+              <w:t>Takes up to 60 seconds on first query</w:t>
             </w:r>
           </w:p>
         </w:tc>
@@ -9902,7 +11082,7 @@
               <w:rPr>
                 <w:sz w:val="18"/>
               </w:rPr>
-              <w:t>Enable developer mode (Settings → bottom → "Activate developer mode")</w:t>
+              <w:t>Wait — a "⏳ Processing..." message arrives first; the real answer comes as a separate WhatsApp message</w:t>
             </w:r>
           </w:p>
         </w:tc>
@@ -9927,7 +11107,7 @@
               <w:rPr>
                 <w:sz w:val="18"/>
               </w:rPr>
-              <w:t>WhatsApp does not reply</w:t>
+              <w:t>WhatsApp sandbox expired</w:t>
             </w:r>
           </w:p>
         </w:tc>
@@ -9950,7 +11130,7 @@
               <w:rPr>
                 <w:sz w:val="18"/>
               </w:rPr>
-              <w:t>Wrong webhook URL or Odoo not reachable</w:t>
+              <w:t>Sandbox connection expires every 72 hours</w:t>
             </w:r>
           </w:p>
         </w:tc>
@@ -9973,7 +11153,21 @@
               <w:rPr>
                 <w:sz w:val="18"/>
               </w:rPr>
-              <w:t>Verify the Webhook URL in Twilio matches the one in Odoo settings exactly</w:t>
+              <w:t xml:space="preserve">Re-send the join code (e.g. </w:t>
+            </w:r>
+            <w:r>
+              <w:rPr>
+                <w:rFonts w:ascii="Courier New" w:hAnsi="Courier New"/>
+                <w:color w:val="C0392B"/>
+                <w:sz w:val="18"/>
+              </w:rPr>
+              <w:t>join bright-flower</w:t>
+            </w:r>
+            <w:r>
+              <w:rPr>
+                <w:sz w:val="18"/>
+              </w:rPr>
+              <w:t>) to the Twilio sandbox number from your WhatsApp</w:t>
             </w:r>
           </w:p>
         </w:tc>
@@ -9998,7 +11192,7 @@
               <w:rPr>
                 <w:sz w:val="18"/>
               </w:rPr>
-              <w:t>WhatsApp sandbox expired</w:t>
+              <w:t>Claude says "No tools available"</w:t>
             </w:r>
           </w:p>
         </w:tc>
@@ -10021,7 +11215,7 @@
               <w:rPr>
                 <w:sz w:val="18"/>
               </w:rPr>
-              <w:t>Sandbox link expires every 72h</w:t>
+              <w:t>Integration not connected in this chat</w:t>
             </w:r>
           </w:p>
         </w:tc>
@@ -10044,7 +11238,78 @@
               <w:rPr>
                 <w:sz w:val="18"/>
               </w:rPr>
-              <w:t>Rejoin the sandbox by sending the join code to the Twilio number again</w:t>
+              <w:t>Click the 🔌 icon in the chat → select Odoo Treasury → Authorize</w:t>
+            </w:r>
+          </w:p>
+        </w:tc>
+      </w:tr>
+      <w:tr>
+        <w:tc>
+          <w:tcPr>
+            <w:tcW w:type="dxa" w:w="3324"/>
+            <w:shd w:val="clear" w:color="auto" w:fill="EBF5FB"/>
+            <w:tcBorders>
+              <w:top w:val="single" w:sz="4" w:space="0" w:color="CCCCCC"/>
+              <w:bottom w:val="single" w:sz="4" w:space="0" w:color="CCCCCC"/>
+              <w:left w:val="single" w:sz="4" w:space="0" w:color="CCCCCC"/>
+              <w:right w:val="single" w:sz="4" w:space="0" w:color="CCCCCC"/>
+            </w:tcBorders>
+          </w:tcPr>
+          <w:p>
+            <w:pPr>
+              <w:jc w:val="left"/>
+            </w:pPr>
+            <w:r>
+              <w:rPr>
+                <w:sz w:val="18"/>
+              </w:rPr>
+              <w:t>Free trial exhausted message</w:t>
+            </w:r>
+          </w:p>
+        </w:tc>
+        <w:tc>
+          <w:tcPr>
+            <w:tcW w:type="dxa" w:w="3324"/>
+            <w:shd w:val="clear" w:color="auto" w:fill="EBF5FB"/>
+            <w:tcBorders>
+              <w:top w:val="single" w:sz="4" w:space="0" w:color="CCCCCC"/>
+              <w:bottom w:val="single" w:sz="4" w:space="0" w:color="CCCCCC"/>
+              <w:left w:val="single" w:sz="4" w:space="0" w:color="CCCCCC"/>
+              <w:right w:val="single" w:sz="4" w:space="0" w:color="CCCCCC"/>
+            </w:tcBorders>
+          </w:tcPr>
+          <w:p>
+            <w:pPr>
+              <w:jc w:val="left"/>
+            </w:pPr>
+            <w:r>
+              <w:rPr>
+                <w:sz w:val="18"/>
+              </w:rPr>
+              <w:t>5 € trial credit used up</w:t>
+            </w:r>
+          </w:p>
+        </w:tc>
+        <w:tc>
+          <w:tcPr>
+            <w:tcW w:type="dxa" w:w="3324"/>
+            <w:shd w:val="clear" w:color="auto" w:fill="EBF5FB"/>
+            <w:tcBorders>
+              <w:top w:val="single" w:sz="4" w:space="0" w:color="CCCCCC"/>
+              <w:bottom w:val="single" w:sz="4" w:space="0" w:color="CCCCCC"/>
+              <w:left w:val="single" w:sz="4" w:space="0" w:color="CCCCCC"/>
+              <w:right w:val="single" w:sz="4" w:space="0" w:color="CCCCCC"/>
+            </w:tcBorders>
+          </w:tcPr>
+          <w:p>
+            <w:pPr>
+              <w:jc w:val="left"/>
+            </w:pPr>
+            <w:r>
+              <w:rPr>
+                <w:sz w:val="18"/>
+              </w:rPr>
+              <w:t>Add your own Anthropic API key — see section 8b</w:t>
             </w:r>
           </w:p>
         </w:tc>
@@ -10093,6 +11358,2113 @@
         </w:rPr>
         <w:t>Web: apps.uniasser.net</w:t>
       </w:r>
+    </w:p>
+    <w:p>
+      <w:pPr>
+        <w:spacing w:before="200" w:after="80"/>
+      </w:pPr>
+      <w:r>
+        <w:rPr>
+          <w:b/>
+          <w:color w:val="2E6DA4"/>
+          <w:sz w:val="26"/>
+        </w:rPr>
+        <w:t>14. Ubuntu Linux 24.04 — Self-hosted notes</w:t>
+      </w:r>
+    </w:p>
+    <w:p>
+      <w:pPr>
+        <w:spacing w:before="20" w:after="20"/>
+      </w:pPr>
+      <w:r>
+        <w:rPr>
+          <w:sz w:val="20"/>
+        </w:rPr>
+        <w:t xml:space="preserve">If you are running Odoo on </w:t>
+      </w:r>
+      <w:r>
+        <w:rPr>
+          <w:b/>
+          <w:sz w:val="20"/>
+        </w:rPr>
+        <w:t>Ubuntu 24.04 LTS</w:t>
+      </w:r>
+      <w:r>
+        <w:rPr>
+          <w:sz w:val="20"/>
+        </w:rPr>
+        <w:t xml:space="preserve"> (self-hosted, not Odoo.sh), several extra steps are required that are not needed on Odoo.sh. This section summarises every issue found in practice and the exact fix.</w:t>
+      </w:r>
+    </w:p>
+    <w:p>
+      <w:pPr>
+        <w:spacing w:before="160" w:after="60"/>
+      </w:pPr>
+      <w:r>
+        <w:rPr>
+          <w:b/>
+          <w:color w:val="444444"/>
+          <w:sz w:val="22"/>
+        </w:rPr>
+        <w:t>14.1 Critical: set `db_name` in `/etc/odoo.conf`</w:t>
+      </w:r>
+    </w:p>
+    <w:p>
+      <w:pPr>
+        <w:spacing w:before="20" w:after="20"/>
+      </w:pPr>
+      <w:r>
+        <w:rPr>
+          <w:sz w:val="20"/>
+        </w:rPr>
+      </w:r>
+      <w:r>
+        <w:rPr>
+          <w:b/>
+          <w:sz w:val="20"/>
+        </w:rPr>
+        <w:t>Symptom:</w:t>
+      </w:r>
+      <w:r>
+        <w:rPr>
+          <w:sz w:val="20"/>
+        </w:rPr>
+        <w:t xml:space="preserve"> The MCP endpoint </w:t>
+      </w:r>
+      <w:r>
+        <w:rPr>
+          <w:rFonts w:ascii="Courier New" w:hAnsi="Courier New"/>
+          <w:color w:val="C0392B"/>
+          <w:sz w:val="18"/>
+        </w:rPr>
+        <w:t>/mcp</w:t>
+      </w:r>
+      <w:r>
+        <w:rPr>
+          <w:sz w:val="20"/>
+        </w:rPr>
+        <w:t xml:space="preserve"> returns 404, or the WhatsApp webhook </w:t>
+      </w:r>
+      <w:r>
+        <w:rPr>
+          <w:rFonts w:ascii="Courier New" w:hAnsi="Courier New"/>
+          <w:color w:val="C0392B"/>
+          <w:sz w:val="18"/>
+        </w:rPr>
+        <w:t>/iatc/webhook/whatsapp-twilio</w:t>
+      </w:r>
+      <w:r>
+        <w:rPr>
+          <w:sz w:val="20"/>
+        </w:rPr>
+        <w:t xml:space="preserve"> never responds, even though the module is installed.</w:t>
+      </w:r>
+    </w:p>
+    <w:p>
+      <w:pPr>
+        <w:spacing w:before="20" w:after="20"/>
+      </w:pPr>
+      <w:r>
+        <w:rPr>
+          <w:sz w:val="20"/>
+        </w:rPr>
+      </w:r>
+      <w:r>
+        <w:rPr>
+          <w:b/>
+          <w:sz w:val="20"/>
+        </w:rPr>
+        <w:t>Cause:</w:t>
+      </w:r>
+      <w:r>
+        <w:rPr>
+          <w:sz w:val="20"/>
+        </w:rPr>
+        <w:t xml:space="preserve"> When </w:t>
+      </w:r>
+      <w:r>
+        <w:rPr>
+          <w:rFonts w:ascii="Courier New" w:hAnsi="Courier New"/>
+          <w:color w:val="C0392B"/>
+          <w:sz w:val="18"/>
+        </w:rPr>
+        <w:t>db_name</w:t>
+      </w:r>
+      <w:r>
+        <w:rPr>
+          <w:sz w:val="20"/>
+        </w:rPr>
+        <w:t xml:space="preserve"> is empty in the Odoo configuration file, Odoo does not register the custom routes from add-on modules at startup.</w:t>
+      </w:r>
+    </w:p>
+    <w:p>
+      <w:pPr>
+        <w:spacing w:before="20" w:after="20"/>
+      </w:pPr>
+      <w:r>
+        <w:rPr>
+          <w:sz w:val="20"/>
+        </w:rPr>
+      </w:r>
+      <w:r>
+        <w:rPr>
+          <w:b/>
+          <w:sz w:val="20"/>
+        </w:rPr>
+        <w:t>Fix:</w:t>
+      </w:r>
+      <w:r>
+        <w:rPr>
+          <w:sz w:val="20"/>
+        </w:rPr>
+        <w:t xml:space="preserve"> Open </w:t>
+      </w:r>
+      <w:r>
+        <w:rPr>
+          <w:rFonts w:ascii="Courier New" w:hAnsi="Courier New"/>
+          <w:color w:val="C0392B"/>
+          <w:sz w:val="18"/>
+        </w:rPr>
+        <w:t>/etc/odoo.conf</w:t>
+      </w:r>
+      <w:r>
+        <w:rPr>
+          <w:sz w:val="20"/>
+        </w:rPr>
+        <w:t xml:space="preserve"> (or </w:t>
+      </w:r>
+      <w:r>
+        <w:rPr>
+          <w:rFonts w:ascii="Courier New" w:hAnsi="Courier New"/>
+          <w:color w:val="C0392B"/>
+          <w:sz w:val="18"/>
+        </w:rPr>
+        <w:t>/etc/odoo18.conf</w:t>
+      </w:r>
+      <w:r>
+        <w:rPr>
+          <w:sz w:val="20"/>
+        </w:rPr>
+        <w:t>) and set the database name explicitly:</w:t>
+      </w:r>
+    </w:p>
+    <w:p>
+      <w:pPr>
+        <w:spacing w:before="0" w:after="0"/>
+        <w:ind w:left="283"/>
+        <w:shd w:val="clear" w:color="auto" w:fill="F4F4F4"/>
+      </w:pPr>
+      <w:r>
+        <w:rPr>
+          <w:rFonts w:ascii="Courier New" w:hAnsi="Courier New"/>
+          <w:sz w:val="18"/>
+        </w:rPr>
+        <w:t>[options]</w:t>
+      </w:r>
+    </w:p>
+    <w:p>
+      <w:pPr>
+        <w:spacing w:before="0" w:after="0"/>
+        <w:ind w:left="283"/>
+        <w:shd w:val="clear" w:color="auto" w:fill="F4F4F4"/>
+      </w:pPr>
+      <w:r>
+        <w:rPr>
+          <w:rFonts w:ascii="Courier New" w:hAnsi="Courier New"/>
+          <w:sz w:val="18"/>
+        </w:rPr>
+        <w:t>db_name = your_database_name</w:t>
+      </w:r>
+    </w:p>
+    <w:p>
+      <w:pPr>
+        <w:spacing w:before="0" w:after="80"/>
+      </w:pPr>
+    </w:p>
+    <w:p>
+      <w:pPr>
+        <w:spacing w:before="20" w:after="20"/>
+      </w:pPr>
+      <w:r>
+        <w:rPr>
+          <w:sz w:val="20"/>
+        </w:rPr>
+        <w:t>Then restart Odoo:</w:t>
+      </w:r>
+    </w:p>
+    <w:p>
+      <w:pPr>
+        <w:spacing w:before="0" w:after="0"/>
+        <w:ind w:left="283"/>
+        <w:shd w:val="clear" w:color="auto" w:fill="F4F4F4"/>
+      </w:pPr>
+      <w:r>
+        <w:rPr>
+          <w:rFonts w:ascii="Courier New" w:hAnsi="Courier New"/>
+          <w:sz w:val="18"/>
+        </w:rPr>
+        <w:t>sudo systemctl restart odoo</w:t>
+      </w:r>
+    </w:p>
+    <w:p>
+      <w:pPr>
+        <w:spacing w:before="0" w:after="0"/>
+        <w:ind w:left="283"/>
+        <w:shd w:val="clear" w:color="auto" w:fill="F4F4F4"/>
+      </w:pPr>
+      <w:r>
+        <w:rPr>
+          <w:rFonts w:ascii="Courier New" w:hAnsi="Courier New"/>
+          <w:sz w:val="18"/>
+        </w:rPr>
+        <w:t># or for Odoo 18:</w:t>
+      </w:r>
+    </w:p>
+    <w:p>
+      <w:pPr>
+        <w:spacing w:before="0" w:after="0"/>
+        <w:ind w:left="283"/>
+        <w:shd w:val="clear" w:color="auto" w:fill="F4F4F4"/>
+      </w:pPr>
+      <w:r>
+        <w:rPr>
+          <w:rFonts w:ascii="Courier New" w:hAnsi="Courier New"/>
+          <w:sz w:val="18"/>
+        </w:rPr>
+        <w:t>sudo systemctl restart odoo18</w:t>
+      </w:r>
+    </w:p>
+    <w:p>
+      <w:pPr>
+        <w:spacing w:before="0" w:after="80"/>
+      </w:pPr>
+    </w:p>
+    <w:p>
+      <w:pPr>
+        <w:spacing w:before="60" w:after="60"/>
+        <w:ind w:left="454" w:right="283"/>
+        <w:shd w:val="clear" w:color="auto" w:fill="FFFDE7"/>
+      </w:pPr>
+      <w:r>
+        <w:rPr>
+          <w:i/>
+          <w:sz w:val="20"/>
+        </w:rPr>
+        <w:t xml:space="preserve">⚠️ </w:t>
+      </w:r>
+      <w:r>
+        <w:rPr>
+          <w:b/>
+          <w:i/>
+          <w:sz w:val="20"/>
+        </w:rPr>
+        <w:t>This is the most common cause of the module appearing to be installed but not working at all.</w:t>
+      </w:r>
+      <w:r>
+        <w:rPr>
+          <w:i/>
+          <w:sz w:val="20"/>
+        </w:rPr>
+        <w:t xml:space="preserve"> Always check this first when routes are not responding.</w:t>
+      </w:r>
+    </w:p>
+    <w:p>
+      <w:pPr>
+        <w:spacing w:before="160" w:after="60"/>
+      </w:pPr>
+      <w:r>
+        <w:rPr>
+          <w:b/>
+          <w:color w:val="444444"/>
+          <w:sz w:val="22"/>
+        </w:rPr>
+        <w:t>14.2 `web.base.url` must be HTTPS</w:t>
+      </w:r>
+    </w:p>
+    <w:p>
+      <w:pPr>
+        <w:spacing w:before="20" w:after="20"/>
+      </w:pPr>
+      <w:r>
+        <w:rPr>
+          <w:sz w:val="20"/>
+        </w:rPr>
+      </w:r>
+      <w:r>
+        <w:rPr>
+          <w:b/>
+          <w:sz w:val="20"/>
+        </w:rPr>
+        <w:t>Symptom:</w:t>
+      </w:r>
+      <w:r>
+        <w:rPr>
+          <w:sz w:val="20"/>
+        </w:rPr>
+        <w:t xml:space="preserve"> MCP clients refuse to connect, or you get SSL/redirect errors.</w:t>
+      </w:r>
+    </w:p>
+    <w:p>
+      <w:pPr>
+        <w:spacing w:before="20" w:after="20"/>
+      </w:pPr>
+      <w:r>
+        <w:rPr>
+          <w:sz w:val="20"/>
+        </w:rPr>
+      </w:r>
+      <w:r>
+        <w:rPr>
+          <w:b/>
+          <w:sz w:val="20"/>
+        </w:rPr>
+        <w:t>Cause:</w:t>
+      </w:r>
+      <w:r>
+        <w:rPr>
+          <w:sz w:val="20"/>
+        </w:rPr>
+        <w:t xml:space="preserve"> The MCP protocol requires a secure HTTPS endpoint. If </w:t>
+      </w:r>
+      <w:r>
+        <w:rPr>
+          <w:rFonts w:ascii="Courier New" w:hAnsi="Courier New"/>
+          <w:color w:val="C0392B"/>
+          <w:sz w:val="18"/>
+        </w:rPr>
+        <w:t>web.base.url</w:t>
+      </w:r>
+      <w:r>
+        <w:rPr>
+          <w:sz w:val="20"/>
+        </w:rPr>
+        <w:t xml:space="preserve"> starts with </w:t>
+      </w:r>
+      <w:r>
+        <w:rPr>
+          <w:rFonts w:ascii="Courier New" w:hAnsi="Courier New"/>
+          <w:color w:val="C0392B"/>
+          <w:sz w:val="18"/>
+        </w:rPr>
+        <w:t>http://</w:t>
+      </w:r>
+      <w:r>
+        <w:rPr>
+          <w:sz w:val="20"/>
+        </w:rPr>
+        <w:t>, it breaks the OAuth flow.</w:t>
+      </w:r>
+    </w:p>
+    <w:p>
+      <w:pPr>
+        <w:spacing w:before="20" w:after="20"/>
+      </w:pPr>
+      <w:r>
+        <w:rPr>
+          <w:sz w:val="20"/>
+        </w:rPr>
+      </w:r>
+      <w:r>
+        <w:rPr>
+          <w:b/>
+          <w:sz w:val="20"/>
+        </w:rPr>
+        <w:t>Fix:</w:t>
+      </w:r>
+      <w:r>
+        <w:rPr>
+          <w:sz w:val="20"/>
+        </w:rPr>
+        <w:t xml:space="preserve"> In Odoo, go to </w:t>
+      </w:r>
+      <w:r>
+        <w:rPr>
+          <w:b/>
+          <w:sz w:val="20"/>
+        </w:rPr>
+        <w:t>Settings → Technical → Parameters → System Parameters</w:t>
+      </w:r>
+      <w:r>
+        <w:rPr>
+          <w:sz w:val="20"/>
+        </w:rPr>
+        <w:t xml:space="preserve"> and set:</w:t>
+      </w:r>
+    </w:p>
+    <w:tbl>
+      <w:tblPr>
+        <w:tblStyle w:val="TableGrid"/>
+        <w:tblW w:type="auto" w:w="0"/>
+        <w:jc w:val="left"/>
+        <w:tblLook w:firstColumn="1" w:firstRow="1" w:lastColumn="0" w:lastRow="0" w:noHBand="0" w:noVBand="1" w:val="04A0"/>
+      </w:tblPr>
+      <w:tblGrid>
+        <w:gridCol w:w="4986"/>
+        <w:gridCol w:w="4986"/>
+      </w:tblGrid>
+      <w:tr>
+        <w:tc>
+          <w:tcPr>
+            <w:tcW w:type="dxa" w:w="4986"/>
+            <w:shd w:val="clear" w:color="auto" w:fill="1B3A6B"/>
+            <w:tcBorders>
+              <w:top w:val="single" w:sz="4" w:space="0" w:color="CCCCCC"/>
+              <w:bottom w:val="single" w:sz="4" w:space="0" w:color="CCCCCC"/>
+              <w:left w:val="single" w:sz="4" w:space="0" w:color="CCCCCC"/>
+              <w:right w:val="single" w:sz="4" w:space="0" w:color="CCCCCC"/>
+            </w:tcBorders>
+          </w:tcPr>
+          <w:p>
+            <w:pPr>
+              <w:jc w:val="left"/>
+            </w:pPr>
+            <w:r>
+              <w:rPr>
+                <w:b/>
+                <w:color w:val="FFFFFF"/>
+                <w:sz w:val="18"/>
+              </w:rPr>
+              <w:t>Key</w:t>
+            </w:r>
+          </w:p>
+        </w:tc>
+        <w:tc>
+          <w:tcPr>
+            <w:tcW w:type="dxa" w:w="4986"/>
+            <w:shd w:val="clear" w:color="auto" w:fill="1B3A6B"/>
+            <w:tcBorders>
+              <w:top w:val="single" w:sz="4" w:space="0" w:color="CCCCCC"/>
+              <w:bottom w:val="single" w:sz="4" w:space="0" w:color="CCCCCC"/>
+              <w:left w:val="single" w:sz="4" w:space="0" w:color="CCCCCC"/>
+              <w:right w:val="single" w:sz="4" w:space="0" w:color="CCCCCC"/>
+            </w:tcBorders>
+          </w:tcPr>
+          <w:p>
+            <w:pPr>
+              <w:jc w:val="left"/>
+            </w:pPr>
+            <w:r>
+              <w:rPr>
+                <w:b/>
+                <w:color w:val="FFFFFF"/>
+                <w:sz w:val="18"/>
+              </w:rPr>
+              <w:t>Value</w:t>
+            </w:r>
+          </w:p>
+        </w:tc>
+      </w:tr>
+      <w:tr>
+        <w:tc>
+          <w:tcPr>
+            <w:tcW w:type="dxa" w:w="4986"/>
+            <w:shd w:val="clear" w:color="auto" w:fill="FFFFFF"/>
+            <w:tcBorders>
+              <w:top w:val="single" w:sz="4" w:space="0" w:color="CCCCCC"/>
+              <w:bottom w:val="single" w:sz="4" w:space="0" w:color="CCCCCC"/>
+              <w:left w:val="single" w:sz="4" w:space="0" w:color="CCCCCC"/>
+              <w:right w:val="single" w:sz="4" w:space="0" w:color="CCCCCC"/>
+            </w:tcBorders>
+          </w:tcPr>
+          <w:p>
+            <w:pPr>
+              <w:jc w:val="left"/>
+            </w:pPr>
+            <w:r>
+              <w:rPr>
+                <w:sz w:val="18"/>
+              </w:rPr>
+            </w:r>
+            <w:r>
+              <w:rPr>
+                <w:rFonts w:ascii="Courier New" w:hAnsi="Courier New"/>
+                <w:color w:val="C0392B"/>
+                <w:sz w:val="18"/>
+              </w:rPr>
+              <w:t>web.base.url</w:t>
+            </w:r>
+            <w:r>
+              <w:rPr>
+                <w:sz w:val="18"/>
+              </w:rPr>
+            </w:r>
+          </w:p>
+        </w:tc>
+        <w:tc>
+          <w:tcPr>
+            <w:tcW w:type="dxa" w:w="4986"/>
+            <w:shd w:val="clear" w:color="auto" w:fill="FFFFFF"/>
+            <w:tcBorders>
+              <w:top w:val="single" w:sz="4" w:space="0" w:color="CCCCCC"/>
+              <w:bottom w:val="single" w:sz="4" w:space="0" w:color="CCCCCC"/>
+              <w:left w:val="single" w:sz="4" w:space="0" w:color="CCCCCC"/>
+              <w:right w:val="single" w:sz="4" w:space="0" w:color="CCCCCC"/>
+            </w:tcBorders>
+          </w:tcPr>
+          <w:p>
+            <w:pPr>
+              <w:jc w:val="left"/>
+            </w:pPr>
+            <w:r>
+              <w:rPr>
+                <w:sz w:val="18"/>
+              </w:rPr>
+            </w:r>
+            <w:r>
+              <w:rPr>
+                <w:rFonts w:ascii="Courier New" w:hAnsi="Courier New"/>
+                <w:color w:val="C0392B"/>
+                <w:sz w:val="18"/>
+              </w:rPr>
+              <w:t>https://yourdomain.com</w:t>
+            </w:r>
+            <w:r>
+              <w:rPr>
+                <w:sz w:val="18"/>
+              </w:rPr>
+            </w:r>
+          </w:p>
+        </w:tc>
+      </w:tr>
+    </w:tbl>
+    <w:p>
+      <w:pPr>
+        <w:spacing w:before="0" w:after="120"/>
+      </w:pPr>
+    </w:p>
+    <w:p>
+      <w:pPr>
+        <w:spacing w:before="20" w:after="20"/>
+      </w:pPr>
+      <w:r>
+        <w:rPr>
+          <w:sz w:val="20"/>
+        </w:rPr>
+        <w:t>If you only have HTTP locally (e.g. during development), you must set up a reverse proxy with a valid SSL certificate (nginx + Let's Encrypt).</w:t>
+      </w:r>
+    </w:p>
+    <w:p>
+      <w:pPr>
+        <w:spacing w:before="160" w:after="60"/>
+      </w:pPr>
+      <w:r>
+        <w:rPr>
+          <w:b/>
+          <w:color w:val="444444"/>
+          <w:sz w:val="22"/>
+        </w:rPr>
+        <w:t>14.3 WhatsApp webhook — Twilio must reach port 8069</w:t>
+      </w:r>
+    </w:p>
+    <w:p>
+      <w:pPr>
+        <w:spacing w:before="20" w:after="20"/>
+      </w:pPr>
+      <w:r>
+        <w:rPr>
+          <w:sz w:val="20"/>
+        </w:rPr>
+      </w:r>
+      <w:r>
+        <w:rPr>
+          <w:b/>
+          <w:sz w:val="20"/>
+        </w:rPr>
+        <w:t>Symptom:</w:t>
+      </w:r>
+      <w:r>
+        <w:rPr>
+          <w:sz w:val="20"/>
+        </w:rPr>
+        <w:t xml:space="preserve"> WhatsApp messages arrive but no reply is ever sent; Twilio logs show connection errors or timeouts to your webhook URL.</w:t>
+      </w:r>
+    </w:p>
+    <w:p>
+      <w:pPr>
+        <w:spacing w:before="20" w:after="20"/>
+      </w:pPr>
+      <w:r>
+        <w:rPr>
+          <w:sz w:val="20"/>
+        </w:rPr>
+      </w:r>
+      <w:r>
+        <w:rPr>
+          <w:b/>
+          <w:sz w:val="20"/>
+        </w:rPr>
+        <w:t>Cause:</w:t>
+      </w:r>
+      <w:r>
+        <w:rPr>
+          <w:sz w:val="20"/>
+        </w:rPr>
+        <w:t xml:space="preserve"> Twilio calls the webhook URL (e.g. </w:t>
+      </w:r>
+      <w:r>
+        <w:rPr>
+          <w:rFonts w:ascii="Courier New" w:hAnsi="Courier New"/>
+          <w:color w:val="C0392B"/>
+          <w:sz w:val="18"/>
+        </w:rPr>
+        <w:t>https://yourdomain.com/iatc/webhook/whatsapp-twilio</w:t>
+      </w:r>
+      <w:r>
+        <w:rPr>
+          <w:sz w:val="20"/>
+        </w:rPr>
+        <w:t xml:space="preserve">) using HTTP POST. On a typical self-hosted Ubuntu setup, Odoo listens on port </w:t>
+      </w:r>
+      <w:r>
+        <w:rPr>
+          <w:b/>
+          <w:sz w:val="20"/>
+        </w:rPr>
+        <w:t>8069</w:t>
+      </w:r>
+      <w:r>
+        <w:rPr>
+          <w:sz w:val="20"/>
+        </w:rPr>
+        <w:t>, and nginx proxies port 443 → 8069.</w:t>
+      </w:r>
+    </w:p>
+    <w:p>
+      <w:pPr>
+        <w:spacing w:before="20" w:after="20"/>
+      </w:pPr>
+      <w:r>
+        <w:rPr>
+          <w:sz w:val="20"/>
+        </w:rPr>
+      </w:r>
+      <w:r>
+        <w:rPr>
+          <w:b/>
+          <w:sz w:val="20"/>
+        </w:rPr>
+        <w:t>Check:</w:t>
+      </w:r>
+      <w:r>
+        <w:rPr>
+          <w:sz w:val="20"/>
+        </w:rPr>
+      </w:r>
+    </w:p>
+    <w:p>
+      <w:pPr>
+        <w:pStyle w:val="ListBullet"/>
+        <w:spacing w:before="20" w:after="20"/>
+        <w:ind w:left="283" w:hanging="170"/>
+      </w:pPr>
+      <w:r>
+        <w:rPr>
+          <w:sz w:val="20"/>
+        </w:rPr>
+        <w:t xml:space="preserve">Your nginx config must proxy </w:t>
+      </w:r>
+      <w:r>
+        <w:rPr>
+          <w:rFonts w:ascii="Courier New" w:hAnsi="Courier New"/>
+          <w:color w:val="C0392B"/>
+          <w:sz w:val="18"/>
+        </w:rPr>
+        <w:t>/iatc/</w:t>
+      </w:r>
+      <w:r>
+        <w:rPr>
+          <w:sz w:val="20"/>
+        </w:rPr>
+        <w:t xml:space="preserve"> to </w:t>
+      </w:r>
+      <w:r>
+        <w:rPr>
+          <w:rFonts w:ascii="Courier New" w:hAnsi="Courier New"/>
+          <w:color w:val="C0392B"/>
+          <w:sz w:val="18"/>
+        </w:rPr>
+        <w:t>http://127.0.0.1:8069</w:t>
+      </w:r>
+      <w:r>
+        <w:rPr>
+          <w:sz w:val="20"/>
+        </w:rPr>
+      </w:r>
+    </w:p>
+    <w:p>
+      <w:pPr>
+        <w:pStyle w:val="ListBullet"/>
+        <w:spacing w:before="20" w:after="20"/>
+        <w:ind w:left="283" w:hanging="170"/>
+      </w:pPr>
+      <w:r>
+        <w:rPr>
+          <w:sz w:val="20"/>
+        </w:rPr>
+        <w:t>Your firewall (ufw) must allow port 443 from outside</w:t>
+      </w:r>
+    </w:p>
+    <w:p>
+      <w:pPr>
+        <w:spacing w:before="20" w:after="20"/>
+      </w:pPr>
+      <w:r>
+        <w:rPr>
+          <w:sz w:val="20"/>
+        </w:rPr>
+        <w:t xml:space="preserve">Quick nginx snippet (add inside the </w:t>
+      </w:r>
+      <w:r>
+        <w:rPr>
+          <w:rFonts w:ascii="Courier New" w:hAnsi="Courier New"/>
+          <w:color w:val="C0392B"/>
+          <w:sz w:val="18"/>
+        </w:rPr>
+        <w:t>server { listen 443 ... }</w:t>
+      </w:r>
+      <w:r>
+        <w:rPr>
+          <w:sz w:val="20"/>
+        </w:rPr>
+        <w:t xml:space="preserve"> block):</w:t>
+      </w:r>
+    </w:p>
+    <w:p>
+      <w:pPr>
+        <w:spacing w:before="0" w:after="0"/>
+        <w:ind w:left="283"/>
+        <w:shd w:val="clear" w:color="auto" w:fill="F4F4F4"/>
+      </w:pPr>
+      <w:r>
+        <w:rPr>
+          <w:rFonts w:ascii="Courier New" w:hAnsi="Courier New"/>
+          <w:sz w:val="18"/>
+        </w:rPr>
+        <w:t>location /iatc/ {</w:t>
+      </w:r>
+    </w:p>
+    <w:p>
+      <w:pPr>
+        <w:spacing w:before="0" w:after="0"/>
+        <w:ind w:left="283"/>
+        <w:shd w:val="clear" w:color="auto" w:fill="F4F4F4"/>
+      </w:pPr>
+      <w:r>
+        <w:rPr>
+          <w:rFonts w:ascii="Courier New" w:hAnsi="Courier New"/>
+          <w:sz w:val="18"/>
+        </w:rPr>
+        <w:t xml:space="preserve">    proxy_pass         http://127.0.0.1:8069;</w:t>
+      </w:r>
+    </w:p>
+    <w:p>
+      <w:pPr>
+        <w:spacing w:before="0" w:after="0"/>
+        <w:ind w:left="283"/>
+        <w:shd w:val="clear" w:color="auto" w:fill="F4F4F4"/>
+      </w:pPr>
+      <w:r>
+        <w:rPr>
+          <w:rFonts w:ascii="Courier New" w:hAnsi="Courier New"/>
+          <w:sz w:val="18"/>
+        </w:rPr>
+        <w:t xml:space="preserve">    proxy_set_header   Host $host;</w:t>
+      </w:r>
+    </w:p>
+    <w:p>
+      <w:pPr>
+        <w:spacing w:before="0" w:after="0"/>
+        <w:ind w:left="283"/>
+        <w:shd w:val="clear" w:color="auto" w:fill="F4F4F4"/>
+      </w:pPr>
+      <w:r>
+        <w:rPr>
+          <w:rFonts w:ascii="Courier New" w:hAnsi="Courier New"/>
+          <w:sz w:val="18"/>
+        </w:rPr>
+        <w:t xml:space="preserve">    proxy_set_header   X-Real-IP $remote_addr;</w:t>
+      </w:r>
+    </w:p>
+    <w:p>
+      <w:pPr>
+        <w:spacing w:before="0" w:after="0"/>
+        <w:ind w:left="283"/>
+        <w:shd w:val="clear" w:color="auto" w:fill="F4F4F4"/>
+      </w:pPr>
+      <w:r>
+        <w:rPr>
+          <w:rFonts w:ascii="Courier New" w:hAnsi="Courier New"/>
+          <w:sz w:val="18"/>
+        </w:rPr>
+        <w:t xml:space="preserve">    proxy_read_timeout 120s;</w:t>
+      </w:r>
+    </w:p>
+    <w:p>
+      <w:pPr>
+        <w:spacing w:before="0" w:after="0"/>
+        <w:ind w:left="283"/>
+        <w:shd w:val="clear" w:color="auto" w:fill="F4F4F4"/>
+      </w:pPr>
+      <w:r>
+        <w:rPr>
+          <w:rFonts w:ascii="Courier New" w:hAnsi="Courier New"/>
+          <w:sz w:val="18"/>
+        </w:rPr>
+        <w:t>}</w:t>
+      </w:r>
+    </w:p>
+    <w:p>
+      <w:pPr>
+        <w:spacing w:before="0" w:after="80"/>
+      </w:pPr>
+    </w:p>
+    <w:p>
+      <w:pPr>
+        <w:spacing w:before="60" w:after="60"/>
+        <w:ind w:left="454" w:right="283"/>
+        <w:shd w:val="clear" w:color="auto" w:fill="FFFDE7"/>
+      </w:pPr>
+      <w:r>
+        <w:rPr>
+          <w:i/>
+          <w:sz w:val="20"/>
+        </w:rPr>
+        <w:t xml:space="preserve">⚠️ </w:t>
+      </w:r>
+      <w:r>
+        <w:rPr>
+          <w:b/>
+          <w:i/>
+          <w:sz w:val="20"/>
+        </w:rPr>
+        <w:t>Set `proxy_read_timeout` to at least 120 seconds.</w:t>
+      </w:r>
+      <w:r>
+        <w:rPr>
+          <w:i/>
+          <w:sz w:val="20"/>
+        </w:rPr>
+        <w:t xml:space="preserve"> Twilio itself times out after 15 seconds (which is why the module sends an immediate "⏳ Processing..." reply and then sends the real answer as a second WhatsApp message). The 120-second nginx timeout ensures the background processing is not killed prematurely.</w:t>
+      </w:r>
+    </w:p>
+    <w:p>
+      <w:pPr>
+        <w:spacing w:before="160" w:after="60"/>
+      </w:pPr>
+      <w:r>
+        <w:rPr>
+          <w:b/>
+          <w:color w:val="444444"/>
+          <w:sz w:val="22"/>
+        </w:rPr>
+        <w:t>14.4 "401 invalid x-api-key" error</w:t>
+      </w:r>
+    </w:p>
+    <w:p>
+      <w:pPr>
+        <w:spacing w:before="20" w:after="20"/>
+      </w:pPr>
+      <w:r>
+        <w:rPr>
+          <w:sz w:val="20"/>
+        </w:rPr>
+      </w:r>
+      <w:r>
+        <w:rPr>
+          <w:b/>
+          <w:sz w:val="20"/>
+        </w:rPr>
+        <w:t>Symptom:</w:t>
+      </w:r>
+      <w:r>
+        <w:rPr>
+          <w:sz w:val="20"/>
+        </w:rPr>
+        <w:t xml:space="preserve"> Health check passes (Odoo connection is fine), but every AI query returns </w:t>
+      </w:r>
+      <w:r>
+        <w:rPr>
+          <w:rFonts w:ascii="Courier New" w:hAnsi="Courier New"/>
+          <w:color w:val="C0392B"/>
+          <w:sz w:val="18"/>
+        </w:rPr>
+        <w:t>401 invalid x-api-key</w:t>
+      </w:r>
+      <w:r>
+        <w:rPr>
+          <w:sz w:val="20"/>
+        </w:rPr>
+        <w:t>.</w:t>
+      </w:r>
+    </w:p>
+    <w:p>
+      <w:pPr>
+        <w:spacing w:before="20" w:after="20"/>
+      </w:pPr>
+      <w:r>
+        <w:rPr>
+          <w:sz w:val="20"/>
+        </w:rPr>
+      </w:r>
+      <w:r>
+        <w:rPr>
+          <w:b/>
+          <w:sz w:val="20"/>
+        </w:rPr>
+        <w:t>Cause:</w:t>
+      </w:r>
+      <w:r>
+        <w:rPr>
+          <w:sz w:val="20"/>
+        </w:rPr>
+        <w:t xml:space="preserve"> An Anthropic API key was previously saved in Settings that is now invalid, expired, or revoked. The module sends this stored key to the AI server, which rejects it.</w:t>
+      </w:r>
+    </w:p>
+    <w:p>
+      <w:pPr>
+        <w:spacing w:before="20" w:after="20"/>
+      </w:pPr>
+      <w:r>
+        <w:rPr>
+          <w:sz w:val="20"/>
+        </w:rPr>
+      </w:r>
+      <w:r>
+        <w:rPr>
+          <w:b/>
+          <w:sz w:val="20"/>
+        </w:rPr>
+        <w:t>Fix (2 minutes):</w:t>
+      </w:r>
+      <w:r>
+        <w:rPr>
+          <w:sz w:val="20"/>
+        </w:rPr>
+      </w:r>
+    </w:p>
+    <w:p>
+      <w:pPr>
+        <w:pStyle w:val="ListBullet"/>
+        <w:spacing w:before="20" w:after="20"/>
+        <w:ind w:left="283" w:hanging="170"/>
+      </w:pPr>
+      <w:r>
+        <w:rPr>
+          <w:sz w:val="20"/>
+        </w:rPr>
+        <w:t xml:space="preserve">In Odoo: </w:t>
+      </w:r>
+      <w:r>
+        <w:rPr>
+          <w:b/>
+          <w:sz w:val="20"/>
+        </w:rPr>
+        <w:t>Settings → IA Treasury Control → Artificial Intelligence</w:t>
+      </w:r>
+      <w:r>
+        <w:rPr>
+          <w:sz w:val="20"/>
+        </w:rPr>
+      </w:r>
+    </w:p>
+    <w:p>
+      <w:pPr>
+        <w:pStyle w:val="ListBullet"/>
+        <w:spacing w:before="20" w:after="20"/>
+        <w:ind w:left="283" w:hanging="170"/>
+      </w:pPr>
+      <w:r>
+        <w:rPr>
+          <w:sz w:val="20"/>
+        </w:rPr>
+        <w:t xml:space="preserve">Click </w:t>
+      </w:r>
+      <w:r>
+        <w:rPr>
+          <w:b/>
+          <w:sz w:val="20"/>
+        </w:rPr>
+        <w:t>👁 View</w:t>
+      </w:r>
+      <w:r>
+        <w:rPr>
+          <w:sz w:val="20"/>
+        </w:rPr>
+        <w:t xml:space="preserve"> next to </w:t>
+      </w:r>
+      <w:r>
+        <w:rPr>
+          <w:b/>
+          <w:sz w:val="20"/>
+        </w:rPr>
+        <w:t>Anthropic API Key</w:t>
+      </w:r>
+      <w:r>
+        <w:rPr>
+          <w:sz w:val="20"/>
+        </w:rPr>
+        <w:t xml:space="preserve"> — you will see the stored value</w:t>
+      </w:r>
+    </w:p>
+    <w:p>
+      <w:pPr>
+        <w:pStyle w:val="ListBullet"/>
+        <w:spacing w:before="20" w:after="20"/>
+        <w:ind w:left="283" w:hanging="170"/>
+      </w:pPr>
+      <w:r>
+        <w:rPr>
+          <w:sz w:val="20"/>
+        </w:rPr>
+      </w:r>
+      <w:r>
+        <w:rPr>
+          <w:b/>
+          <w:sz w:val="20"/>
+        </w:rPr>
+        <w:t>Clear the field</w:t>
+      </w:r>
+      <w:r>
+        <w:rPr>
+          <w:sz w:val="20"/>
+        </w:rPr>
+        <w:t xml:space="preserve"> (select all, delete) and click </w:t>
+      </w:r>
+      <w:r>
+        <w:rPr>
+          <w:b/>
+          <w:sz w:val="20"/>
+        </w:rPr>
+        <w:t>Save</w:t>
+      </w:r>
+      <w:r>
+        <w:rPr>
+          <w:sz w:val="20"/>
+        </w:rPr>
+      </w:r>
+    </w:p>
+    <w:p>
+      <w:pPr>
+        <w:pStyle w:val="ListBullet"/>
+        <w:spacing w:before="20" w:after="20"/>
+        <w:ind w:left="283" w:hanging="170"/>
+      </w:pPr>
+      <w:r>
+        <w:rPr>
+          <w:sz w:val="20"/>
+        </w:rPr>
+        <w:t>The system automatically falls back to Uniasser's shared key (free trial)</w:t>
+      </w:r>
+    </w:p>
+    <w:p>
+      <w:pPr>
+        <w:spacing w:before="20" w:after="20"/>
+      </w:pPr>
+      <w:r>
+        <w:rPr>
+          <w:sz w:val="20"/>
+        </w:rPr>
+        <w:t>If you want to use your own valid key instead:</w:t>
+      </w:r>
+    </w:p>
+    <w:p>
+      <w:pPr>
+        <w:pStyle w:val="ListBullet"/>
+        <w:spacing w:before="20" w:after="20"/>
+        <w:ind w:left="283" w:hanging="170"/>
+      </w:pPr>
+      <w:r>
+        <w:rPr>
+          <w:sz w:val="20"/>
+        </w:rPr>
+        <w:t xml:space="preserve">Go to console.anthropic.com → </w:t>
+      </w:r>
+      <w:r>
+        <w:rPr>
+          <w:b/>
+          <w:sz w:val="20"/>
+        </w:rPr>
+        <w:t>API Keys → Create Key</w:t>
+      </w:r>
+      <w:r>
+        <w:rPr>
+          <w:sz w:val="20"/>
+        </w:rPr>
+      </w:r>
+    </w:p>
+    <w:p>
+      <w:pPr>
+        <w:pStyle w:val="ListBullet"/>
+        <w:spacing w:before="20" w:after="20"/>
+        <w:ind w:left="283" w:hanging="170"/>
+      </w:pPr>
+      <w:r>
+        <w:rPr>
+          <w:sz w:val="20"/>
+        </w:rPr>
+        <w:t xml:space="preserve">Name it </w:t>
+      </w:r>
+      <w:r>
+        <w:rPr>
+          <w:rFonts w:ascii="Courier New" w:hAnsi="Courier New"/>
+          <w:color w:val="C0392B"/>
+          <w:sz w:val="18"/>
+        </w:rPr>
+        <w:t>Odoo Treasury</w:t>
+      </w:r>
+      <w:r>
+        <w:rPr>
+          <w:sz w:val="20"/>
+        </w:rPr>
+        <w:t xml:space="preserve">, copy the key (starts with </w:t>
+      </w:r>
+      <w:r>
+        <w:rPr>
+          <w:rFonts w:ascii="Courier New" w:hAnsi="Courier New"/>
+          <w:color w:val="C0392B"/>
+          <w:sz w:val="18"/>
+        </w:rPr>
+        <w:t>sk-ant-...</w:t>
+      </w:r>
+      <w:r>
+        <w:rPr>
+          <w:sz w:val="20"/>
+        </w:rPr>
+        <w:t>)</w:t>
+      </w:r>
+    </w:p>
+    <w:p>
+      <w:pPr>
+        <w:pStyle w:val="ListBullet"/>
+        <w:spacing w:before="20" w:after="20"/>
+        <w:ind w:left="283" w:hanging="170"/>
+      </w:pPr>
+      <w:r>
+        <w:rPr>
+          <w:sz w:val="20"/>
+        </w:rPr>
+        <w:t xml:space="preserve">Paste it in the </w:t>
+      </w:r>
+      <w:r>
+        <w:rPr>
+          <w:b/>
+          <w:sz w:val="20"/>
+        </w:rPr>
+        <w:t>Anthropic API Key</w:t>
+      </w:r>
+      <w:r>
+        <w:rPr>
+          <w:sz w:val="20"/>
+        </w:rPr>
+        <w:t xml:space="preserve"> field in Odoo Settings → Save</w:t>
+      </w:r>
+    </w:p>
+    <w:p>
+      <w:pPr>
+        <w:spacing w:before="160" w:after="60"/>
+      </w:pPr>
+      <w:r>
+        <w:rPr>
+          <w:b/>
+          <w:color w:val="444444"/>
+          <w:sz w:val="22"/>
+        </w:rPr>
+        <w:t>14.5 Odoo service user and PostgreSQL</w:t>
+      </w:r>
+    </w:p>
+    <w:p>
+      <w:pPr>
+        <w:spacing w:before="20" w:after="20"/>
+      </w:pPr>
+      <w:r>
+        <w:rPr>
+          <w:sz w:val="20"/>
+        </w:rPr>
+        <w:t xml:space="preserve">On Ubuntu 24.04, Odoo typically runs as the </w:t>
+      </w:r>
+      <w:r>
+        <w:rPr>
+          <w:rFonts w:ascii="Courier New" w:hAnsi="Courier New"/>
+          <w:color w:val="C0392B"/>
+          <w:sz w:val="18"/>
+        </w:rPr>
+        <w:t>odoo</w:t>
+      </w:r>
+      <w:r>
+        <w:rPr>
+          <w:sz w:val="20"/>
+        </w:rPr>
+        <w:t xml:space="preserve"> OS user, which uses </w:t>
+      </w:r>
+      <w:r>
+        <w:rPr>
+          <w:b/>
+          <w:sz w:val="20"/>
+        </w:rPr>
+        <w:t>Unix socket peer authentication</w:t>
+      </w:r>
+      <w:r>
+        <w:rPr>
+          <w:sz w:val="20"/>
+        </w:rPr>
+        <w:t xml:space="preserve"> to connect to PostgreSQL. This works by default and requires no password.</w:t>
+      </w:r>
+    </w:p>
+    <w:p>
+      <w:pPr>
+        <w:spacing w:before="20" w:after="20"/>
+      </w:pPr>
+      <w:r>
+        <w:rPr>
+          <w:sz w:val="20"/>
+        </w:rPr>
+      </w:r>
+      <w:r>
+        <w:rPr>
+          <w:b/>
+          <w:sz w:val="20"/>
+        </w:rPr>
+        <w:t>Do not change</w:t>
+      </w:r>
+      <w:r>
+        <w:rPr>
+          <w:sz w:val="20"/>
+        </w:rPr>
+        <w:t xml:space="preserve"> the PostgreSQL authentication method to </w:t>
+      </w:r>
+      <w:r>
+        <w:rPr>
+          <w:rFonts w:ascii="Courier New" w:hAnsi="Courier New"/>
+          <w:color w:val="C0392B"/>
+          <w:sz w:val="18"/>
+        </w:rPr>
+        <w:t>md5</w:t>
+      </w:r>
+      <w:r>
+        <w:rPr>
+          <w:sz w:val="20"/>
+        </w:rPr>
+        <w:t xml:space="preserve"> or </w:t>
+      </w:r>
+      <w:r>
+        <w:rPr>
+          <w:rFonts w:ascii="Courier New" w:hAnsi="Courier New"/>
+          <w:color w:val="C0392B"/>
+          <w:sz w:val="18"/>
+        </w:rPr>
+        <w:t>scram-sha-256</w:t>
+      </w:r>
+      <w:r>
+        <w:rPr>
+          <w:sz w:val="20"/>
+        </w:rPr>
+        <w:t xml:space="preserve"> for the </w:t>
+      </w:r>
+      <w:r>
+        <w:rPr>
+          <w:rFonts w:ascii="Courier New" w:hAnsi="Courier New"/>
+          <w:color w:val="C0392B"/>
+          <w:sz w:val="18"/>
+        </w:rPr>
+        <w:t>odoo</w:t>
+      </w:r>
+      <w:r>
+        <w:rPr>
+          <w:sz w:val="20"/>
+        </w:rPr>
+        <w:t xml:space="preserve"> user — this would break the module's internal database reads. If you have changed it, revert </w:t>
+      </w:r>
+      <w:r>
+        <w:rPr>
+          <w:rFonts w:ascii="Courier New" w:hAnsi="Courier New"/>
+          <w:color w:val="C0392B"/>
+          <w:sz w:val="18"/>
+        </w:rPr>
+        <w:t>/etc/postgresql/16/main/pg_hba.conf</w:t>
+      </w:r>
+      <w:r>
+        <w:rPr>
+          <w:sz w:val="20"/>
+        </w:rPr>
+        <w:t xml:space="preserve"> to:</w:t>
+      </w:r>
+    </w:p>
+    <w:p>
+      <w:pPr>
+        <w:spacing w:before="0" w:after="0"/>
+        <w:ind w:left="283"/>
+        <w:shd w:val="clear" w:color="auto" w:fill="F4F4F4"/>
+      </w:pPr>
+      <w:r>
+        <w:rPr>
+          <w:rFonts w:ascii="Courier New" w:hAnsi="Courier New"/>
+          <w:sz w:val="18"/>
+        </w:rPr>
+        <w:t>local   all   odoo   peer</w:t>
+      </w:r>
+    </w:p>
+    <w:p>
+      <w:pPr>
+        <w:spacing w:before="0" w:after="80"/>
+      </w:pPr>
+    </w:p>
+    <w:p>
+      <w:pPr>
+        <w:spacing w:before="160" w:after="60"/>
+      </w:pPr>
+      <w:r>
+        <w:rPr>
+          <w:b/>
+          <w:color w:val="444444"/>
+          <w:sz w:val="22"/>
+        </w:rPr>
+        <w:t>14.6 Quick self-hosted checklist</w:t>
+      </w:r>
+    </w:p>
+    <w:p>
+      <w:pPr>
+        <w:spacing w:before="20" w:after="20"/>
+      </w:pPr>
+      <w:r>
+        <w:rPr>
+          <w:sz w:val="20"/>
+        </w:rPr>
+        <w:t>Run through this list whenever something is not working after installation:</w:t>
+      </w:r>
+    </w:p>
+    <w:tbl>
+      <w:tblPr>
+        <w:tblStyle w:val="TableGrid"/>
+        <w:tblW w:type="auto" w:w="0"/>
+        <w:jc w:val="left"/>
+        <w:tblLook w:firstColumn="1" w:firstRow="1" w:lastColumn="0" w:lastRow="0" w:noHBand="0" w:noVBand="1" w:val="04A0"/>
+      </w:tblPr>
+      <w:tblGrid>
+        <w:gridCol w:w="3324"/>
+        <w:gridCol w:w="3324"/>
+        <w:gridCol w:w="3324"/>
+      </w:tblGrid>
+      <w:tr>
+        <w:tc>
+          <w:tcPr>
+            <w:tcW w:type="dxa" w:w="3324"/>
+            <w:shd w:val="clear" w:color="auto" w:fill="1B3A6B"/>
+            <w:tcBorders>
+              <w:top w:val="single" w:sz="4" w:space="0" w:color="CCCCCC"/>
+              <w:bottom w:val="single" w:sz="4" w:space="0" w:color="CCCCCC"/>
+              <w:left w:val="single" w:sz="4" w:space="0" w:color="CCCCCC"/>
+              <w:right w:val="single" w:sz="4" w:space="0" w:color="CCCCCC"/>
+            </w:tcBorders>
+          </w:tcPr>
+          <w:p>
+            <w:pPr>
+              <w:jc w:val="left"/>
+            </w:pPr>
+            <w:r>
+              <w:rPr>
+                <w:b/>
+                <w:color w:val="FFFFFF"/>
+                <w:sz w:val="18"/>
+              </w:rPr>
+              <w:t>#</w:t>
+            </w:r>
+          </w:p>
+        </w:tc>
+        <w:tc>
+          <w:tcPr>
+            <w:tcW w:type="dxa" w:w="3324"/>
+            <w:shd w:val="clear" w:color="auto" w:fill="1B3A6B"/>
+            <w:tcBorders>
+              <w:top w:val="single" w:sz="4" w:space="0" w:color="CCCCCC"/>
+              <w:bottom w:val="single" w:sz="4" w:space="0" w:color="CCCCCC"/>
+              <w:left w:val="single" w:sz="4" w:space="0" w:color="CCCCCC"/>
+              <w:right w:val="single" w:sz="4" w:space="0" w:color="CCCCCC"/>
+            </w:tcBorders>
+          </w:tcPr>
+          <w:p>
+            <w:pPr>
+              <w:jc w:val="left"/>
+            </w:pPr>
+            <w:r>
+              <w:rPr>
+                <w:b/>
+                <w:color w:val="FFFFFF"/>
+                <w:sz w:val="18"/>
+              </w:rPr>
+              <w:t>Check</w:t>
+            </w:r>
+          </w:p>
+        </w:tc>
+        <w:tc>
+          <w:tcPr>
+            <w:tcW w:type="dxa" w:w="3324"/>
+            <w:shd w:val="clear" w:color="auto" w:fill="1B3A6B"/>
+            <w:tcBorders>
+              <w:top w:val="single" w:sz="4" w:space="0" w:color="CCCCCC"/>
+              <w:bottom w:val="single" w:sz="4" w:space="0" w:color="CCCCCC"/>
+              <w:left w:val="single" w:sz="4" w:space="0" w:color="CCCCCC"/>
+              <w:right w:val="single" w:sz="4" w:space="0" w:color="CCCCCC"/>
+            </w:tcBorders>
+          </w:tcPr>
+          <w:p>
+            <w:pPr>
+              <w:jc w:val="left"/>
+            </w:pPr>
+            <w:r>
+              <w:rPr>
+                <w:b/>
+                <w:color w:val="FFFFFF"/>
+                <w:sz w:val="18"/>
+              </w:rPr>
+              <w:t>How</w:t>
+            </w:r>
+          </w:p>
+        </w:tc>
+      </w:tr>
+      <w:tr>
+        <w:tc>
+          <w:tcPr>
+            <w:tcW w:type="dxa" w:w="3324"/>
+            <w:shd w:val="clear" w:color="auto" w:fill="FFFFFF"/>
+            <w:tcBorders>
+              <w:top w:val="single" w:sz="4" w:space="0" w:color="CCCCCC"/>
+              <w:bottom w:val="single" w:sz="4" w:space="0" w:color="CCCCCC"/>
+              <w:left w:val="single" w:sz="4" w:space="0" w:color="CCCCCC"/>
+              <w:right w:val="single" w:sz="4" w:space="0" w:color="CCCCCC"/>
+            </w:tcBorders>
+          </w:tcPr>
+          <w:p>
+            <w:pPr>
+              <w:jc w:val="left"/>
+            </w:pPr>
+            <w:r>
+              <w:rPr>
+                <w:sz w:val="18"/>
+              </w:rPr>
+              <w:t>1</w:t>
+            </w:r>
+          </w:p>
+        </w:tc>
+        <w:tc>
+          <w:tcPr>
+            <w:tcW w:type="dxa" w:w="3324"/>
+            <w:shd w:val="clear" w:color="auto" w:fill="FFFFFF"/>
+            <w:tcBorders>
+              <w:top w:val="single" w:sz="4" w:space="0" w:color="CCCCCC"/>
+              <w:bottom w:val="single" w:sz="4" w:space="0" w:color="CCCCCC"/>
+              <w:left w:val="single" w:sz="4" w:space="0" w:color="CCCCCC"/>
+              <w:right w:val="single" w:sz="4" w:space="0" w:color="CCCCCC"/>
+            </w:tcBorders>
+          </w:tcPr>
+          <w:p>
+            <w:pPr>
+              <w:jc w:val="left"/>
+            </w:pPr>
+            <w:r>
+              <w:rPr>
+                <w:sz w:val="18"/>
+              </w:rPr>
+            </w:r>
+            <w:r>
+              <w:rPr>
+                <w:rFonts w:ascii="Courier New" w:hAnsi="Courier New"/>
+                <w:color w:val="C0392B"/>
+                <w:sz w:val="18"/>
+              </w:rPr>
+              <w:t>db_name</w:t>
+            </w:r>
+            <w:r>
+              <w:rPr>
+                <w:sz w:val="18"/>
+              </w:rPr>
+              <w:t xml:space="preserve"> set in </w:t>
+            </w:r>
+            <w:r>
+              <w:rPr>
+                <w:rFonts w:ascii="Courier New" w:hAnsi="Courier New"/>
+                <w:color w:val="C0392B"/>
+                <w:sz w:val="18"/>
+              </w:rPr>
+              <w:t>/etc/odoo.conf</w:t>
+            </w:r>
+            <w:r>
+              <w:rPr>
+                <w:sz w:val="18"/>
+              </w:rPr>
+            </w:r>
+          </w:p>
+        </w:tc>
+        <w:tc>
+          <w:tcPr>
+            <w:tcW w:type="dxa" w:w="3324"/>
+            <w:shd w:val="clear" w:color="auto" w:fill="FFFFFF"/>
+            <w:tcBorders>
+              <w:top w:val="single" w:sz="4" w:space="0" w:color="CCCCCC"/>
+              <w:bottom w:val="single" w:sz="4" w:space="0" w:color="CCCCCC"/>
+              <w:left w:val="single" w:sz="4" w:space="0" w:color="CCCCCC"/>
+              <w:right w:val="single" w:sz="4" w:space="0" w:color="CCCCCC"/>
+            </w:tcBorders>
+          </w:tcPr>
+          <w:p>
+            <w:pPr>
+              <w:jc w:val="left"/>
+            </w:pPr>
+            <w:r>
+              <w:rPr>
+                <w:sz w:val="18"/>
+              </w:rPr>
+            </w:r>
+            <w:r>
+              <w:rPr>
+                <w:rFonts w:ascii="Courier New" w:hAnsi="Courier New"/>
+                <w:color w:val="C0392B"/>
+                <w:sz w:val="18"/>
+              </w:rPr>
+              <w:t>grep db_name /etc/odoo.conf</w:t>
+            </w:r>
+            <w:r>
+              <w:rPr>
+                <w:sz w:val="18"/>
+              </w:rPr>
+            </w:r>
+          </w:p>
+        </w:tc>
+      </w:tr>
+      <w:tr>
+        <w:tc>
+          <w:tcPr>
+            <w:tcW w:type="dxa" w:w="3324"/>
+            <w:shd w:val="clear" w:color="auto" w:fill="EBF5FB"/>
+            <w:tcBorders>
+              <w:top w:val="single" w:sz="4" w:space="0" w:color="CCCCCC"/>
+              <w:bottom w:val="single" w:sz="4" w:space="0" w:color="CCCCCC"/>
+              <w:left w:val="single" w:sz="4" w:space="0" w:color="CCCCCC"/>
+              <w:right w:val="single" w:sz="4" w:space="0" w:color="CCCCCC"/>
+            </w:tcBorders>
+          </w:tcPr>
+          <w:p>
+            <w:pPr>
+              <w:jc w:val="left"/>
+            </w:pPr>
+            <w:r>
+              <w:rPr>
+                <w:sz w:val="18"/>
+              </w:rPr>
+              <w:t>2</w:t>
+            </w:r>
+          </w:p>
+        </w:tc>
+        <w:tc>
+          <w:tcPr>
+            <w:tcW w:type="dxa" w:w="3324"/>
+            <w:shd w:val="clear" w:color="auto" w:fill="EBF5FB"/>
+            <w:tcBorders>
+              <w:top w:val="single" w:sz="4" w:space="0" w:color="CCCCCC"/>
+              <w:bottom w:val="single" w:sz="4" w:space="0" w:color="CCCCCC"/>
+              <w:left w:val="single" w:sz="4" w:space="0" w:color="CCCCCC"/>
+              <w:right w:val="single" w:sz="4" w:space="0" w:color="CCCCCC"/>
+            </w:tcBorders>
+          </w:tcPr>
+          <w:p>
+            <w:pPr>
+              <w:jc w:val="left"/>
+            </w:pPr>
+            <w:r>
+              <w:rPr>
+                <w:sz w:val="18"/>
+              </w:rPr>
+              <w:t>Odoo service is running</w:t>
+            </w:r>
+          </w:p>
+        </w:tc>
+        <w:tc>
+          <w:tcPr>
+            <w:tcW w:type="dxa" w:w="3324"/>
+            <w:shd w:val="clear" w:color="auto" w:fill="EBF5FB"/>
+            <w:tcBorders>
+              <w:top w:val="single" w:sz="4" w:space="0" w:color="CCCCCC"/>
+              <w:bottom w:val="single" w:sz="4" w:space="0" w:color="CCCCCC"/>
+              <w:left w:val="single" w:sz="4" w:space="0" w:color="CCCCCC"/>
+              <w:right w:val="single" w:sz="4" w:space="0" w:color="CCCCCC"/>
+            </w:tcBorders>
+          </w:tcPr>
+          <w:p>
+            <w:pPr>
+              <w:jc w:val="left"/>
+            </w:pPr>
+            <w:r>
+              <w:rPr>
+                <w:sz w:val="18"/>
+              </w:rPr>
+            </w:r>
+            <w:r>
+              <w:rPr>
+                <w:rFonts w:ascii="Courier New" w:hAnsi="Courier New"/>
+                <w:color w:val="C0392B"/>
+                <w:sz w:val="18"/>
+              </w:rPr>
+              <w:t>sudo systemctl status odoo</w:t>
+            </w:r>
+            <w:r>
+              <w:rPr>
+                <w:sz w:val="18"/>
+              </w:rPr>
+            </w:r>
+          </w:p>
+        </w:tc>
+      </w:tr>
+      <w:tr>
+        <w:tc>
+          <w:tcPr>
+            <w:tcW w:type="dxa" w:w="3324"/>
+            <w:shd w:val="clear" w:color="auto" w:fill="FFFFFF"/>
+            <w:tcBorders>
+              <w:top w:val="single" w:sz="4" w:space="0" w:color="CCCCCC"/>
+              <w:bottom w:val="single" w:sz="4" w:space="0" w:color="CCCCCC"/>
+              <w:left w:val="single" w:sz="4" w:space="0" w:color="CCCCCC"/>
+              <w:right w:val="single" w:sz="4" w:space="0" w:color="CCCCCC"/>
+            </w:tcBorders>
+          </w:tcPr>
+          <w:p>
+            <w:pPr>
+              <w:jc w:val="left"/>
+            </w:pPr>
+            <w:r>
+              <w:rPr>
+                <w:sz w:val="18"/>
+              </w:rPr>
+              <w:t>3</w:t>
+            </w:r>
+          </w:p>
+        </w:tc>
+        <w:tc>
+          <w:tcPr>
+            <w:tcW w:type="dxa" w:w="3324"/>
+            <w:shd w:val="clear" w:color="auto" w:fill="FFFFFF"/>
+            <w:tcBorders>
+              <w:top w:val="single" w:sz="4" w:space="0" w:color="CCCCCC"/>
+              <w:bottom w:val="single" w:sz="4" w:space="0" w:color="CCCCCC"/>
+              <w:left w:val="single" w:sz="4" w:space="0" w:color="CCCCCC"/>
+              <w:right w:val="single" w:sz="4" w:space="0" w:color="CCCCCC"/>
+            </w:tcBorders>
+          </w:tcPr>
+          <w:p>
+            <w:pPr>
+              <w:jc w:val="left"/>
+            </w:pPr>
+            <w:r>
+              <w:rPr>
+                <w:sz w:val="18"/>
+              </w:rPr>
+            </w:r>
+            <w:r>
+              <w:rPr>
+                <w:rFonts w:ascii="Courier New" w:hAnsi="Courier New"/>
+                <w:color w:val="C0392B"/>
+                <w:sz w:val="18"/>
+              </w:rPr>
+              <w:t>web.base.url</w:t>
+            </w:r>
+            <w:r>
+              <w:rPr>
+                <w:sz w:val="18"/>
+              </w:rPr>
+              <w:t xml:space="preserve"> starts with </w:t>
+            </w:r>
+            <w:r>
+              <w:rPr>
+                <w:rFonts w:ascii="Courier New" w:hAnsi="Courier New"/>
+                <w:color w:val="C0392B"/>
+                <w:sz w:val="18"/>
+              </w:rPr>
+              <w:t>https://</w:t>
+            </w:r>
+            <w:r>
+              <w:rPr>
+                <w:sz w:val="18"/>
+              </w:rPr>
+            </w:r>
+          </w:p>
+        </w:tc>
+        <w:tc>
+          <w:tcPr>
+            <w:tcW w:type="dxa" w:w="3324"/>
+            <w:shd w:val="clear" w:color="auto" w:fill="FFFFFF"/>
+            <w:tcBorders>
+              <w:top w:val="single" w:sz="4" w:space="0" w:color="CCCCCC"/>
+              <w:bottom w:val="single" w:sz="4" w:space="0" w:color="CCCCCC"/>
+              <w:left w:val="single" w:sz="4" w:space="0" w:color="CCCCCC"/>
+              <w:right w:val="single" w:sz="4" w:space="0" w:color="CCCCCC"/>
+            </w:tcBorders>
+          </w:tcPr>
+          <w:p>
+            <w:pPr>
+              <w:jc w:val="left"/>
+            </w:pPr>
+            <w:r>
+              <w:rPr>
+                <w:sz w:val="18"/>
+              </w:rPr>
+              <w:t>Odoo → Settings → Technical → System Parameters</w:t>
+            </w:r>
+          </w:p>
+        </w:tc>
+      </w:tr>
+      <w:tr>
+        <w:tc>
+          <w:tcPr>
+            <w:tcW w:type="dxa" w:w="3324"/>
+            <w:shd w:val="clear" w:color="auto" w:fill="EBF5FB"/>
+            <w:tcBorders>
+              <w:top w:val="single" w:sz="4" w:space="0" w:color="CCCCCC"/>
+              <w:bottom w:val="single" w:sz="4" w:space="0" w:color="CCCCCC"/>
+              <w:left w:val="single" w:sz="4" w:space="0" w:color="CCCCCC"/>
+              <w:right w:val="single" w:sz="4" w:space="0" w:color="CCCCCC"/>
+            </w:tcBorders>
+          </w:tcPr>
+          <w:p>
+            <w:pPr>
+              <w:jc w:val="left"/>
+            </w:pPr>
+            <w:r>
+              <w:rPr>
+                <w:sz w:val="18"/>
+              </w:rPr>
+              <w:t>4</w:t>
+            </w:r>
+          </w:p>
+        </w:tc>
+        <w:tc>
+          <w:tcPr>
+            <w:tcW w:type="dxa" w:w="3324"/>
+            <w:shd w:val="clear" w:color="auto" w:fill="EBF5FB"/>
+            <w:tcBorders>
+              <w:top w:val="single" w:sz="4" w:space="0" w:color="CCCCCC"/>
+              <w:bottom w:val="single" w:sz="4" w:space="0" w:color="CCCCCC"/>
+              <w:left w:val="single" w:sz="4" w:space="0" w:color="CCCCCC"/>
+              <w:right w:val="single" w:sz="4" w:space="0" w:color="CCCCCC"/>
+            </w:tcBorders>
+          </w:tcPr>
+          <w:p>
+            <w:pPr>
+              <w:jc w:val="left"/>
+            </w:pPr>
+            <w:r>
+              <w:rPr>
+                <w:sz w:val="18"/>
+              </w:rPr>
+              <w:t xml:space="preserve">nginx proxies </w:t>
+            </w:r>
+            <w:r>
+              <w:rPr>
+                <w:rFonts w:ascii="Courier New" w:hAnsi="Courier New"/>
+                <w:color w:val="C0392B"/>
+                <w:sz w:val="18"/>
+              </w:rPr>
+              <w:t>/iatc/</w:t>
+            </w:r>
+            <w:r>
+              <w:rPr>
+                <w:sz w:val="18"/>
+              </w:rPr>
+              <w:t xml:space="preserve"> and </w:t>
+            </w:r>
+            <w:r>
+              <w:rPr>
+                <w:rFonts w:ascii="Courier New" w:hAnsi="Courier New"/>
+                <w:color w:val="C0392B"/>
+                <w:sz w:val="18"/>
+              </w:rPr>
+              <w:t>/mcp</w:t>
+            </w:r>
+            <w:r>
+              <w:rPr>
+                <w:sz w:val="18"/>
+              </w:rPr>
+              <w:t xml:space="preserve"> to port 8069</w:t>
+            </w:r>
+          </w:p>
+        </w:tc>
+        <w:tc>
+          <w:tcPr>
+            <w:tcW w:type="dxa" w:w="3324"/>
+            <w:shd w:val="clear" w:color="auto" w:fill="EBF5FB"/>
+            <w:tcBorders>
+              <w:top w:val="single" w:sz="4" w:space="0" w:color="CCCCCC"/>
+              <w:bottom w:val="single" w:sz="4" w:space="0" w:color="CCCCCC"/>
+              <w:left w:val="single" w:sz="4" w:space="0" w:color="CCCCCC"/>
+              <w:right w:val="single" w:sz="4" w:space="0" w:color="CCCCCC"/>
+            </w:tcBorders>
+          </w:tcPr>
+          <w:p>
+            <w:pPr>
+              <w:jc w:val="left"/>
+            </w:pPr>
+            <w:r>
+              <w:rPr>
+                <w:sz w:val="18"/>
+              </w:rPr>
+              <w:t>`nginx -T \</w:t>
+            </w:r>
+          </w:p>
+        </w:tc>
+      </w:tr>
+      <w:tr>
+        <w:tc>
+          <w:tcPr>
+            <w:tcW w:type="dxa" w:w="3324"/>
+            <w:shd w:val="clear" w:color="auto" w:fill="FFFFFF"/>
+            <w:tcBorders>
+              <w:top w:val="single" w:sz="4" w:space="0" w:color="CCCCCC"/>
+              <w:bottom w:val="single" w:sz="4" w:space="0" w:color="CCCCCC"/>
+              <w:left w:val="single" w:sz="4" w:space="0" w:color="CCCCCC"/>
+              <w:right w:val="single" w:sz="4" w:space="0" w:color="CCCCCC"/>
+            </w:tcBorders>
+          </w:tcPr>
+          <w:p>
+            <w:pPr>
+              <w:jc w:val="left"/>
+            </w:pPr>
+            <w:r>
+              <w:rPr>
+                <w:sz w:val="18"/>
+              </w:rPr>
+              <w:t>5</w:t>
+            </w:r>
+          </w:p>
+        </w:tc>
+        <w:tc>
+          <w:tcPr>
+            <w:tcW w:type="dxa" w:w="3324"/>
+            <w:shd w:val="clear" w:color="auto" w:fill="FFFFFF"/>
+            <w:tcBorders>
+              <w:top w:val="single" w:sz="4" w:space="0" w:color="CCCCCC"/>
+              <w:bottom w:val="single" w:sz="4" w:space="0" w:color="CCCCCC"/>
+              <w:left w:val="single" w:sz="4" w:space="0" w:color="CCCCCC"/>
+              <w:right w:val="single" w:sz="4" w:space="0" w:color="CCCCCC"/>
+            </w:tcBorders>
+          </w:tcPr>
+          <w:p>
+            <w:pPr>
+              <w:jc w:val="left"/>
+            </w:pPr>
+            <w:r>
+              <w:rPr>
+                <w:sz w:val="18"/>
+              </w:rPr>
+              <w:t>Port 443 open in ufw</w:t>
+            </w:r>
+          </w:p>
+        </w:tc>
+        <w:tc>
+          <w:tcPr>
+            <w:tcW w:type="dxa" w:w="3324"/>
+            <w:shd w:val="clear" w:color="auto" w:fill="FFFFFF"/>
+            <w:tcBorders>
+              <w:top w:val="single" w:sz="4" w:space="0" w:color="CCCCCC"/>
+              <w:bottom w:val="single" w:sz="4" w:space="0" w:color="CCCCCC"/>
+              <w:left w:val="single" w:sz="4" w:space="0" w:color="CCCCCC"/>
+              <w:right w:val="single" w:sz="4" w:space="0" w:color="CCCCCC"/>
+            </w:tcBorders>
+          </w:tcPr>
+          <w:p>
+            <w:pPr>
+              <w:jc w:val="left"/>
+            </w:pPr>
+            <w:r>
+              <w:rPr>
+                <w:sz w:val="18"/>
+              </w:rPr>
+            </w:r>
+            <w:r>
+              <w:rPr>
+                <w:rFonts w:ascii="Courier New" w:hAnsi="Courier New"/>
+                <w:color w:val="C0392B"/>
+                <w:sz w:val="18"/>
+              </w:rPr>
+              <w:t>sudo ufw status</w:t>
+            </w:r>
+            <w:r>
+              <w:rPr>
+                <w:sz w:val="18"/>
+              </w:rPr>
+            </w:r>
+          </w:p>
+        </w:tc>
+      </w:tr>
+      <w:tr>
+        <w:tc>
+          <w:tcPr>
+            <w:tcW w:type="dxa" w:w="3324"/>
+            <w:shd w:val="clear" w:color="auto" w:fill="EBF5FB"/>
+            <w:tcBorders>
+              <w:top w:val="single" w:sz="4" w:space="0" w:color="CCCCCC"/>
+              <w:bottom w:val="single" w:sz="4" w:space="0" w:color="CCCCCC"/>
+              <w:left w:val="single" w:sz="4" w:space="0" w:color="CCCCCC"/>
+              <w:right w:val="single" w:sz="4" w:space="0" w:color="CCCCCC"/>
+            </w:tcBorders>
+          </w:tcPr>
+          <w:p>
+            <w:pPr>
+              <w:jc w:val="left"/>
+            </w:pPr>
+            <w:r>
+              <w:rPr>
+                <w:sz w:val="18"/>
+              </w:rPr>
+              <w:t>6</w:t>
+            </w:r>
+          </w:p>
+        </w:tc>
+        <w:tc>
+          <w:tcPr>
+            <w:tcW w:type="dxa" w:w="3324"/>
+            <w:shd w:val="clear" w:color="auto" w:fill="EBF5FB"/>
+            <w:tcBorders>
+              <w:top w:val="single" w:sz="4" w:space="0" w:color="CCCCCC"/>
+              <w:bottom w:val="single" w:sz="4" w:space="0" w:color="CCCCCC"/>
+              <w:left w:val="single" w:sz="4" w:space="0" w:color="CCCCCC"/>
+              <w:right w:val="single" w:sz="4" w:space="0" w:color="CCCCCC"/>
+            </w:tcBorders>
+          </w:tcPr>
+          <w:p>
+            <w:pPr>
+              <w:jc w:val="left"/>
+            </w:pPr>
+            <w:r>
+              <w:rPr>
+                <w:sz w:val="18"/>
+              </w:rPr>
+              <w:t xml:space="preserve">Anthropic API Key field is empty OR contains a valid </w:t>
+            </w:r>
+            <w:r>
+              <w:rPr>
+                <w:rFonts w:ascii="Courier New" w:hAnsi="Courier New"/>
+                <w:color w:val="C0392B"/>
+                <w:sz w:val="18"/>
+              </w:rPr>
+              <w:t>sk-ant-...</w:t>
+            </w:r>
+            <w:r>
+              <w:rPr>
+                <w:sz w:val="18"/>
+              </w:rPr>
+              <w:t xml:space="preserve"> key</w:t>
+            </w:r>
+          </w:p>
+        </w:tc>
+        <w:tc>
+          <w:tcPr>
+            <w:tcW w:type="dxa" w:w="3324"/>
+            <w:shd w:val="clear" w:color="auto" w:fill="EBF5FB"/>
+            <w:tcBorders>
+              <w:top w:val="single" w:sz="4" w:space="0" w:color="CCCCCC"/>
+              <w:bottom w:val="single" w:sz="4" w:space="0" w:color="CCCCCC"/>
+              <w:left w:val="single" w:sz="4" w:space="0" w:color="CCCCCC"/>
+              <w:right w:val="single" w:sz="4" w:space="0" w:color="CCCCCC"/>
+            </w:tcBorders>
+          </w:tcPr>
+          <w:p>
+            <w:pPr>
+              <w:jc w:val="left"/>
+            </w:pPr>
+            <w:r>
+              <w:rPr>
+                <w:sz w:val="18"/>
+              </w:rPr>
+              <w:t>Odoo Settings → 👁 View</w:t>
+            </w:r>
+          </w:p>
+        </w:tc>
+      </w:tr>
+      <w:tr>
+        <w:tc>
+          <w:tcPr>
+            <w:tcW w:type="dxa" w:w="3324"/>
+            <w:shd w:val="clear" w:color="auto" w:fill="FFFFFF"/>
+            <w:tcBorders>
+              <w:top w:val="single" w:sz="4" w:space="0" w:color="CCCCCC"/>
+              <w:bottom w:val="single" w:sz="4" w:space="0" w:color="CCCCCC"/>
+              <w:left w:val="single" w:sz="4" w:space="0" w:color="CCCCCC"/>
+              <w:right w:val="single" w:sz="4" w:space="0" w:color="CCCCCC"/>
+            </w:tcBorders>
+          </w:tcPr>
+          <w:p>
+            <w:pPr>
+              <w:jc w:val="left"/>
+            </w:pPr>
+            <w:r>
+              <w:rPr>
+                <w:sz w:val="18"/>
+              </w:rPr>
+              <w:t>7</w:t>
+            </w:r>
+          </w:p>
+        </w:tc>
+        <w:tc>
+          <w:tcPr>
+            <w:tcW w:type="dxa" w:w="3324"/>
+            <w:shd w:val="clear" w:color="auto" w:fill="FFFFFF"/>
+            <w:tcBorders>
+              <w:top w:val="single" w:sz="4" w:space="0" w:color="CCCCCC"/>
+              <w:bottom w:val="single" w:sz="4" w:space="0" w:color="CCCCCC"/>
+              <w:left w:val="single" w:sz="4" w:space="0" w:color="CCCCCC"/>
+              <w:right w:val="single" w:sz="4" w:space="0" w:color="CCCCCC"/>
+            </w:tcBorders>
+          </w:tcPr>
+          <w:p>
+            <w:pPr>
+              <w:jc w:val="left"/>
+            </w:pPr>
+            <w:r>
+              <w:rPr>
+                <w:sz w:val="18"/>
+              </w:rPr>
+              <w:t>License validated (green ✅ in Settings)</w:t>
+            </w:r>
+          </w:p>
+        </w:tc>
+        <w:tc>
+          <w:tcPr>
+            <w:tcW w:type="dxa" w:w="3324"/>
+            <w:shd w:val="clear" w:color="auto" w:fill="FFFFFF"/>
+            <w:tcBorders>
+              <w:top w:val="single" w:sz="4" w:space="0" w:color="CCCCCC"/>
+              <w:bottom w:val="single" w:sz="4" w:space="0" w:color="CCCCCC"/>
+              <w:left w:val="single" w:sz="4" w:space="0" w:color="CCCCCC"/>
+              <w:right w:val="single" w:sz="4" w:space="0" w:color="CCCCCC"/>
+            </w:tcBorders>
+          </w:tcPr>
+          <w:p>
+            <w:pPr>
+              <w:jc w:val="left"/>
+            </w:pPr>
+            <w:r>
+              <w:rPr>
+                <w:sz w:val="18"/>
+              </w:rPr>
+              <w:t xml:space="preserve">Click </w:t>
+            </w:r>
+            <w:r>
+              <w:rPr>
+                <w:b/>
+                <w:sz w:val="18"/>
+              </w:rPr>
+              <w:t>Validate license</w:t>
+            </w:r>
+            <w:r>
+              <w:rPr>
+                <w:sz w:val="18"/>
+              </w:rPr>
+            </w:r>
+          </w:p>
+        </w:tc>
+      </w:tr>
+    </w:tbl>
+    <w:p>
+      <w:pPr>
+        <w:spacing w:before="0" w:after="120"/>
+      </w:pPr>
     </w:p>
     <w:p>
       <w:pPr>
